--- a/fuentes/CF1_21720191_DU.docx
+++ b/fuentes/CF1_21720191_DU.docx
@@ -2700,7 +2700,7 @@
           <w:noProof/>
         </w:rPr>
         <w:drawing>
-          <wp:inline distT="0" distB="0" distL="0" distR="0" wp14:anchorId="39340E51" wp14:editId="2CE68574">
+          <wp:inline distT="0" distB="0" distL="0" distR="0" wp14:anchorId="39340E51" wp14:editId="6C1CC31D">
             <wp:extent cx="4680000" cy="2632500"/>
             <wp:effectExtent l="0" t="0" r="6350" b="0"/>
             <wp:docPr id="664324549" name="Imagen 664324549">
@@ -3240,118 +3240,89 @@
         <w:rPr>
           <w:lang w:eastAsia="es-CO"/>
         </w:rPr>
-        <w:t xml:space="preserve">La identidad digital en un entorno corporativo o educativo trasciende la simple idea de un nombre de usuario y una contraseña. Se define como el conjunto de atributos, credenciales y derechos de acceso que representan a una persona, dispositivo o aplicación dentro de una red informática. En el ecosistema de Microsoft 365, esta identidad es gestionada principalmente por Microsoft Entra ID (anteriormente conocido como Azure Active </w:t>
-      </w:r>
-      <w:proofErr w:type="spellStart"/>
-      <w:r>
+        <w:t>La identidad digital en un entorno corporativo o educativo trasciende la simple idea de un nombre de usuario y una contraseña. Se define como el conjunto de atributos, credenciales y derechos de acceso que representan a una persona, dispositivo o aplicación dentro de una red informática. En el ecosistema de Microsoft 365, esta identidad es gestionada principalmente por Microsoft Entra ID (anteriormente conocido como Azure Active Directory). La correcta configuración de la identidad es el primer paso para lograr el resultado de aprendizaje de este curso, ya que, sin una identidad claramente definida, es imposible gestionar aplicaciones, asignar licencias o establecer niveles de seguridad.</w:t>
+      </w:r>
+    </w:p>
+    <w:p>
+      <w:pPr>
         <w:rPr>
           <w:lang w:eastAsia="es-CO"/>
         </w:rPr>
-        <w:t>Directory</w:t>
-      </w:r>
-      <w:proofErr w:type="spellEnd"/>
+      </w:pPr>
       <w:r>
         <w:rPr>
           <w:lang w:eastAsia="es-CO"/>
         </w:rPr>
-        <w:t>). La correcta configuración de la identidad es el primer paso para lograr el resultado de aprendizaje de este curso, ya que, sin una identidad claramente definida, es imposible gestionar aplicaciones, asignar licencias o establecer niveles de seguridad.</w:t>
-      </w:r>
-    </w:p>
-    <w:p>
-      <w:pPr>
+        <w:t xml:space="preserve">Desde una perspectiva pedagógica, se puede comprender la identidad digital comparándola con un documento de identidad físico dentro de un centro de formación del SENA. Al igual que el carnet de aprendiz contiene información vital (nombre, programa de formación, jornada) y permite el ingreso a ciertos ambientes físicos </w:t>
+      </w:r>
+      <w:r>
         <w:rPr>
           <w:lang w:eastAsia="es-CO"/>
         </w:rPr>
-      </w:pPr>
-      <w:r>
+        <w:lastRenderedPageBreak/>
+        <w:t>(laboratorios, biblioteca), la identidad digital en Entra ID encapsula las propiedades del usuario (cargo, departamento, ubicación) y determina a qué recursos virtuales (sitios de SharePoint, equipos de Teams, buzones de correo) puede acceder. Esta analogía facilita la comprensión del concepto, trasladándolo de un plano abstracto en la nube a una realidad tangible de la formación profesional.</w:t>
+      </w:r>
+    </w:p>
+    <w:p>
+      <w:pPr>
         <w:rPr>
           <w:lang w:eastAsia="es-CO"/>
         </w:rPr>
-        <w:t xml:space="preserve">Desde una perspectiva pedagógica, se puede comprender la identidad digital comparándola con un documento de identidad físico dentro de un centro de formación del SENA. Al igual que el carnet de aprendiz contiene información vital (nombre, programa de formación, jornada) y permite el ingreso a ciertos ambientes físicos </w:t>
-      </w:r>
+      </w:pPr>
       <w:r>
         <w:rPr>
           <w:lang w:eastAsia="es-CO"/>
         </w:rPr>
-        <w:lastRenderedPageBreak/>
-        <w:t xml:space="preserve">(laboratorios, biblioteca), la identidad digital en Entra ID encapsula las propiedades del usuario (cargo, departamento, ubicación) y determina a qué recursos virtuales (sitios de SharePoint, equipos de </w:t>
-      </w:r>
-      <w:proofErr w:type="spellStart"/>
+        <w:t xml:space="preserve">En la práctica, la gestión de la identidad implica definir convenciones de nomenclatura claras para los nombres principales de usuario (UPN, por sus siglas en inglés), que generalmente coinciden con la dirección de correo electrónico principal. Por ejemplo, en una institución educativa, establecer un formato estandarizado como </w:t>
+      </w:r>
       <w:r>
         <w:rPr>
           <w:lang w:eastAsia="es-CO"/>
         </w:rPr>
-        <w:t>Teams</w:t>
-      </w:r>
-      <w:proofErr w:type="spellEnd"/>
+        <w:t>nombre.apellido@institucion.edu.co</w:t>
+      </w:r>
       <w:r>
         <w:rPr>
           <w:lang w:eastAsia="es-CO"/>
         </w:rPr>
-        <w:t>, buzones de correo) puede acceder. Esta analogía facilita la comprensión del concepto, trasladándolo de un plano abstracto en la nube a una realidad tangible de la formación profesional.</w:t>
-      </w:r>
-    </w:p>
-    <w:p>
-      <w:pPr>
+        <w:t xml:space="preserve"> facilita la administración y proporciona una imagen profesional. La consistencia en la creación de estas identidades es crucial, ya que un error en esta etapa base genera complicaciones posteriores en la sincronización de directorios, la asignación de roles y la auditoría de accesos.</w:t>
+      </w:r>
+      <w:r>
         <w:rPr>
           <w:lang w:eastAsia="es-CO"/>
         </w:rPr>
-      </w:pPr>
+        <w:tab/>
+      </w:r>
       <w:r>
         <w:rPr>
           <w:lang w:eastAsia="es-CO"/>
         </w:rPr>
-        <w:t xml:space="preserve">En la práctica, la gestión de la identidad implica definir convenciones de nomenclatura claras para los nombres principales de usuario (UPN, por sus siglas en inglés), que generalmente coinciden con la dirección de correo electrónico principal. Por ejemplo, en una institución educativa, establecer un formato estandarizado como </w:t>
-      </w:r>
+        <w:tab/>
+      </w:r>
+      <w:r>
+        <w:rPr>
+          <w:lang w:eastAsia="es-CO"/>
+        </w:rPr>
+        <w:tab/>
+      </w:r>
+      <w:r>
+        <w:rPr>
+          <w:lang w:eastAsia="es-CO"/>
+        </w:rPr>
+        <w:tab/>
+      </w:r>
+    </w:p>
+    <w:p>
+      <w:pPr>
+        <w:pStyle w:val="Figura"/>
+        <w:jc w:val="center"/>
+      </w:pPr>
       <w:r>
         <w:rPr>
           <w:b/>
           <w:bCs/>
-          <w:lang w:eastAsia="es-CO"/>
-        </w:rPr>
-        <w:t>nombre.apellido@institucion.edu.co</w:t>
-      </w:r>
-      <w:r>
-        <w:rPr>
-          <w:lang w:eastAsia="es-CO"/>
-        </w:rPr>
-        <w:t xml:space="preserve"> facilita la administración y proporciona una imagen profesional. La consistencia en la creación de estas identidades es crucial, ya que un error en esta etapa base genera complicaciones posteriores en la sincronización de directorios, la asignación de roles y la auditoría de accesos.</w:t>
-      </w:r>
-      <w:r>
-        <w:rPr>
-          <w:lang w:eastAsia="es-CO"/>
-        </w:rPr>
-        <w:tab/>
-      </w:r>
-      <w:r>
-        <w:rPr>
-          <w:lang w:eastAsia="es-CO"/>
-        </w:rPr>
-        <w:tab/>
-      </w:r>
-      <w:r>
-        <w:rPr>
-          <w:lang w:eastAsia="es-CO"/>
-        </w:rPr>
-        <w:tab/>
-      </w:r>
-      <w:r>
-        <w:rPr>
-          <w:lang w:eastAsia="es-CO"/>
-        </w:rPr>
-        <w:tab/>
-      </w:r>
-    </w:p>
-    <w:p>
-      <w:pPr>
-        <w:pStyle w:val="Figura"/>
-        <w:jc w:val="center"/>
-      </w:pPr>
-      <w:r>
-        <w:rPr>
-          <w:b/>
-          <w:bCs/>
-        </w:rPr>
+        </w:rPr>
+        <w:lastRenderedPageBreak/>
         <w:t>Figura 1.</w:t>
       </w:r>
       <w:r>
@@ -3396,10 +3367,10 @@
           <w14:ligatures w14:val="standardContextual"/>
         </w:rPr>
         <w:drawing>
-          <wp:inline distT="0" distB="0" distL="0" distR="0" wp14:anchorId="742725CF" wp14:editId="4CE60787">
-            <wp:extent cx="3041650" cy="2784005"/>
-            <wp:effectExtent l="0" t="0" r="6350" b="0"/>
-            <wp:docPr id="1531193097" name="Imagen 3" descr="Diagrama concéntrico que ilustra la seguridad centrada en la identidad en una arquitectura Microsoft. La ‘Identidad Digital’ es el núcleo central, rodeada de capas para la ‘Autenticación’, ‘Autorización’ y ‘Acceso a Aplicaciones y Datos’, cada una con iconos ilustrativos."/>
+          <wp:inline distT="0" distB="0" distL="0" distR="0" wp14:anchorId="497371BF" wp14:editId="72640321">
+            <wp:extent cx="4586514" cy="4244804"/>
+            <wp:effectExtent l="0" t="0" r="5080" b="3810"/>
+            <wp:docPr id="1361627484" name="Gráfico 3" descr="Diagrama concéntrico que ilustra la seguridad centrada en la identidad en una arquitectura Microsoft. La ‘Identidad Digital’ es el núcleo central, rodeada de capas para la ‘Autenticación’, ‘Autorización’ y ‘Acceso a Aplicaciones y Datos’, cada una con iconos ilustrativos."/>
             <wp:cNvGraphicFramePr>
               <a:graphicFrameLocks xmlns:a="http://schemas.openxmlformats.org/drawingml/2006/main" noChangeAspect="1"/>
             </wp:cNvGraphicFramePr>
@@ -3407,14 +3378,14 @@
               <a:graphicData uri="http://schemas.openxmlformats.org/drawingml/2006/picture">
                 <pic:pic xmlns:pic="http://schemas.openxmlformats.org/drawingml/2006/picture">
                   <pic:nvPicPr>
-                    <pic:cNvPr id="1531193097" name="Imagen 3" descr="Diagrama concéntrico que ilustra la seguridad centrada en la identidad en una arquitectura Microsoft. La ‘Identidad Digital’ es el núcleo central, rodeada de capas para la ‘Autenticación’, ‘Autorización’ y ‘Acceso a Aplicaciones y Datos’, cada una con iconos ilustrativos."/>
+                    <pic:cNvPr id="1361627484" name="Gráfico 3" descr="Diagrama concéntrico que ilustra la seguridad centrada en la identidad en una arquitectura Microsoft. La ‘Identidad Digital’ es el núcleo central, rodeada de capas para la ‘Autenticación’, ‘Autorización’ y ‘Acceso a Aplicaciones y Datos’, cada una con iconos ilustrativos."/>
                     <pic:cNvPicPr/>
                   </pic:nvPicPr>
                   <pic:blipFill>
                     <a:blip r:embed="rId14">
                       <a:extLst>
-                        <a:ext uri="{28A0092B-C50C-407E-A947-70E740481C1C}">
-                          <a14:useLocalDpi xmlns:a14="http://schemas.microsoft.com/office/drawing/2010/main" val="0"/>
+                        <a:ext uri="{96DAC541-7B7A-43D3-8B79-37D633B846F1}">
+                          <asvg:svgBlip xmlns:asvg="http://schemas.microsoft.com/office/drawing/2016/SVG/main" r:embed="rId15"/>
                         </a:ext>
                       </a:extLst>
                     </a:blip>
@@ -3425,7 +3396,7 @@
                   <pic:spPr>
                     <a:xfrm>
                       <a:off x="0" y="0"/>
-                      <a:ext cx="3053235" cy="2794609"/>
+                      <a:ext cx="4588990" cy="4247096"/>
                     </a:xfrm>
                     <a:prstGeom prst="rect">
                       <a:avLst/>
@@ -3450,34 +3421,34 @@
         <w:rPr>
           <w:lang w:val="es-419"/>
         </w:rPr>
+        <w:t>Modelos de identidad en Microsoft: nube, sincronizada y federada</w:t>
+      </w:r>
+      <w:bookmarkEnd w:id="3"/>
+    </w:p>
+    <w:p>
+      <w:pPr>
+        <w:rPr>
+          <w:lang w:val="es-419" w:eastAsia="es-CO"/>
+        </w:rPr>
+      </w:pPr>
+      <w:r>
+        <w:rPr>
+          <w:lang w:val="es-419" w:eastAsia="es-CO"/>
+        </w:rPr>
+        <w:t>Las organizaciones 4.0 presentan arquitecturas informáticas diversas, lo que requiere que las plataformas en la nube se adapten a diferentes escenarios de infraestructura. Microsoft 365 ofrece tres modelos principales para el aprovisionamiento y la gestión de identidades, cuya elección depende de las políticas de la organización y sus requerimientos técnicos previos. La comprensión de estos modelos es indispensable para el aprendiz, ya que le permite tomar decisiones arquitectónicas que afectan directamente los niveles de seguridad y la experiencia del usuario final, componentes centrales del resultado de aprendizaje abordado.</w:t>
+      </w:r>
+    </w:p>
+    <w:p>
+      <w:pPr>
+        <w:rPr>
+          <w:lang w:val="es-419" w:eastAsia="es-CO"/>
+        </w:rPr>
+      </w:pPr>
+      <w:r>
+        <w:rPr>
+          <w:lang w:val="es-419" w:eastAsia="es-CO"/>
+        </w:rPr>
         <w:lastRenderedPageBreak/>
-        <w:t>Modelos de identidad en Microsoft: nube, sincronizada y federada</w:t>
-      </w:r>
-      <w:bookmarkEnd w:id="3"/>
-    </w:p>
-    <w:p>
-      <w:pPr>
-        <w:rPr>
-          <w:lang w:val="es-419" w:eastAsia="es-CO"/>
-        </w:rPr>
-      </w:pPr>
-      <w:r>
-        <w:rPr>
-          <w:lang w:val="es-419" w:eastAsia="es-CO"/>
-        </w:rPr>
-        <w:t>Las organizaciones 4.0 presentan arquitecturas informáticas diversas, lo que requiere que las plataformas en la nube se adapten a diferentes escenarios de infraestructura. Microsoft 365 ofrece tres modelos principales para el aprovisionamiento y la gestión de identidades, cuya elección depende de las políticas de la organización y sus requerimientos técnicos previos. La comprensión de estos modelos es indispensable para el aprendiz, ya que le permite tomar decisiones arquitectónicas que afectan directamente los niveles de seguridad y la experiencia del usuario final, componentes centrales del resultado de aprendizaje abordado.</w:t>
-      </w:r>
-    </w:p>
-    <w:p>
-      <w:pPr>
-        <w:rPr>
-          <w:lang w:val="es-419" w:eastAsia="es-CO"/>
-        </w:rPr>
-      </w:pPr>
-      <w:r>
-        <w:rPr>
-          <w:lang w:val="es-419" w:eastAsia="es-CO"/>
-        </w:rPr>
         <w:t>El primer modelo es la "</w:t>
       </w:r>
       <w:r>
@@ -3499,33 +3470,8 @@
           <w:rStyle w:val="Extranjerismo"/>
           <w:lang w:val="es-419" w:eastAsia="es-CO"/>
         </w:rPr>
-        <w:t>Cloud-</w:t>
-      </w:r>
-      <w:proofErr w:type="spellStart"/>
-      <w:r>
-        <w:rPr>
-          <w:rStyle w:val="Extranjerismo"/>
-          <w:lang w:val="es-419" w:eastAsia="es-CO"/>
-        </w:rPr>
-        <w:t>only</w:t>
-      </w:r>
-      <w:proofErr w:type="spellEnd"/>
-      <w:r>
-        <w:rPr>
-          <w:rStyle w:val="Extranjerismo"/>
-          <w:lang w:val="es-419" w:eastAsia="es-CO"/>
-        </w:rPr>
-        <w:t xml:space="preserve"> </w:t>
-      </w:r>
-      <w:proofErr w:type="spellStart"/>
-      <w:r>
-        <w:rPr>
-          <w:rStyle w:val="Extranjerismo"/>
-          <w:lang w:val="es-419" w:eastAsia="es-CO"/>
-        </w:rPr>
-        <w:t>identity</w:t>
-      </w:r>
-      <w:proofErr w:type="spellEnd"/>
+        <w:t>Cloud-only identity</w:t>
+      </w:r>
       <w:r>
         <w:rPr>
           <w:lang w:val="es-419" w:eastAsia="es-CO"/>
@@ -3559,62 +3505,18 @@
         </w:rPr>
         <w:t>". Es el escenario más común en instituciones y empresas consolidadas que ya cuentan con un entorno local (</w:t>
       </w:r>
-      <w:proofErr w:type="spellStart"/>
       <w:r>
         <w:rPr>
           <w:rStyle w:val="Extranjerismo"/>
           <w:lang w:val="es-419" w:eastAsia="es-CO"/>
         </w:rPr>
-        <w:t>on</w:t>
-      </w:r>
-      <w:proofErr w:type="spellEnd"/>
-      <w:r>
-        <w:rPr>
-          <w:rStyle w:val="Extranjerismo"/>
-          <w:lang w:val="es-419" w:eastAsia="es-CO"/>
-        </w:rPr>
-        <w:t>-premises</w:t>
-      </w:r>
-      <w:r>
-        <w:rPr>
-          <w:lang w:val="es-419" w:eastAsia="es-CO"/>
-        </w:rPr>
-        <w:t xml:space="preserve">) gobernado por un Windows Server Active </w:t>
-      </w:r>
-      <w:proofErr w:type="spellStart"/>
-      <w:r>
-        <w:rPr>
-          <w:lang w:val="es-419" w:eastAsia="es-CO"/>
-        </w:rPr>
-        <w:t>Directory</w:t>
-      </w:r>
-      <w:proofErr w:type="spellEnd"/>
-      <w:r>
-        <w:rPr>
-          <w:lang w:val="es-419" w:eastAsia="es-CO"/>
-        </w:rPr>
-        <w:t xml:space="preserve"> tradicional. En este caso, se utiliza una herramienta, como Microsoft Entra </w:t>
-      </w:r>
-      <w:proofErr w:type="spellStart"/>
-      <w:r>
-        <w:rPr>
-          <w:lang w:val="es-419" w:eastAsia="es-CO"/>
-        </w:rPr>
-        <w:t>Connect</w:t>
-      </w:r>
-      <w:proofErr w:type="spellEnd"/>
-      <w:r>
-        <w:rPr>
-          <w:lang w:val="es-419" w:eastAsia="es-CO"/>
-        </w:rPr>
-        <w:t xml:space="preserve">, para sincronizar las cuentas de usuario locales hacia la nube. Esto significa que, si un administrador crea un usuario para un nuevo instructor en el servidor físico del SENA, esa cuenta se replica automáticamente en Microsoft 365. La ventaja radica en que el usuario utiliza la misma </w:t>
-      </w:r>
-      <w:r>
-        <w:rPr>
-          <w:lang w:val="es-419" w:eastAsia="es-CO"/>
-        </w:rPr>
-        <w:lastRenderedPageBreak/>
-        <w:t>contraseña tanto para encender el computador del laboratorio físico como para acceder a su correo en la nube, un proceso conocido como Sincronización de Hash de Contraseña (PHS).</w:t>
+        <w:t>on-premises</w:t>
+      </w:r>
+      <w:r>
+        <w:rPr>
+          <w:lang w:val="es-419" w:eastAsia="es-CO"/>
+        </w:rPr>
+        <w:t>) gobernado por un Windows Server Active Directory tradicional. En este caso, se utiliza una herramienta, como Microsoft Entra Connect, para sincronizar las cuentas de usuario locales hacia la nube. Esto significa que, si un administrador crea un usuario para un nuevo instructor en el servidor físico del SENA, esa cuenta se replica automáticamente en Microsoft 365. La ventaja radica en que el usuario utiliza la misma contraseña tanto para encender el computador del laboratorio físico como para acceder a su correo en la nube, un proceso conocido como Sincronización de Hash de Contraseña (PHS).</w:t>
       </w:r>
     </w:p>
     <w:p>
@@ -3641,49 +3543,14 @@
         <w:rPr>
           <w:lang w:val="es-419" w:eastAsia="es-CO"/>
         </w:rPr>
-        <w:t xml:space="preserve">". Aunque similar a la sincronizada, en la federación, la validación de la contraseña no ocurre en la nube, sino que Microsoft 365 redirige la solicitud de inicio de sesión de vuelta a los servidores locales de la institución (usualmente mediante Active </w:t>
-      </w:r>
-      <w:proofErr w:type="spellStart"/>
-      <w:r>
-        <w:rPr>
-          <w:lang w:val="es-419" w:eastAsia="es-CO"/>
-        </w:rPr>
-        <w:t>Directory</w:t>
-      </w:r>
-      <w:proofErr w:type="spellEnd"/>
-      <w:r>
-        <w:rPr>
-          <w:lang w:val="es-419" w:eastAsia="es-CO"/>
-        </w:rPr>
-        <w:t xml:space="preserve"> </w:t>
-      </w:r>
-      <w:proofErr w:type="spellStart"/>
-      <w:r>
-        <w:rPr>
-          <w:lang w:val="es-419" w:eastAsia="es-CO"/>
-        </w:rPr>
-        <w:t>Federation</w:t>
-      </w:r>
-      <w:proofErr w:type="spellEnd"/>
-      <w:r>
-        <w:rPr>
-          <w:lang w:val="es-419" w:eastAsia="es-CO"/>
-        </w:rPr>
-        <w:t xml:space="preserve"> </w:t>
-      </w:r>
-      <w:proofErr w:type="spellStart"/>
-      <w:r>
-        <w:rPr>
-          <w:lang w:val="es-419" w:eastAsia="es-CO"/>
-        </w:rPr>
-        <w:t>Services</w:t>
-      </w:r>
-      <w:proofErr w:type="spellEnd"/>
-      <w:r>
-        <w:rPr>
-          <w:lang w:val="es-419" w:eastAsia="es-CO"/>
-        </w:rPr>
-        <w:t xml:space="preserve"> - AD FS) para que estos aprueben el acceso. Este modelo se aplica en escenarios donde las políticas de la organización exigen un control absoluto sobre el proceso de autenticación por motivos de extremo cumplimiento normativo, aunque su complejidad de mantenimiento es considerablemente mayor.</w:t>
+        <w:t xml:space="preserve">". Aunque similar a la sincronizada, en la federación, la validación de la contraseña no ocurre en la nube, sino que Microsoft 365 redirige la solicitud de inicio de sesión de vuelta a los servidores locales de la institución (usualmente mediante Active Directory Federation Services - AD FS) para que estos aprueben el acceso. Este modelo se aplica en escenarios donde las políticas de la organización exigen un control absoluto sobre el proceso de autenticación por </w:t>
+      </w:r>
+      <w:r>
+        <w:rPr>
+          <w:lang w:val="es-419" w:eastAsia="es-CO"/>
+        </w:rPr>
+        <w:lastRenderedPageBreak/>
+        <w:t>motivos de extremo cumplimiento normativo, aunque su complejidad de mantenimiento es considerablemente mayor.</w:t>
       </w:r>
     </w:p>
     <w:p>
@@ -3725,21 +3592,7 @@
         <w:rPr>
           <w:lang w:val="es-419" w:eastAsia="es-CO"/>
         </w:rPr>
-        <w:t xml:space="preserve"> o los ataques de fuerza bruta. Por ello, la configuración de mecanismos avanzados de autenticación es una habilidad </w:t>
-      </w:r>
-      <w:proofErr w:type="spellStart"/>
-      <w:r>
-        <w:rPr>
-          <w:lang w:val="es-419" w:eastAsia="es-CO"/>
-        </w:rPr>
-        <w:t>mandatoria</w:t>
-      </w:r>
-      <w:proofErr w:type="spellEnd"/>
-      <w:r>
-        <w:rPr>
-          <w:lang w:val="es-419" w:eastAsia="es-CO"/>
-        </w:rPr>
-        <w:t xml:space="preserve"> para el administrador de sistemas y responde directamente a la necesidad de gestionar niveles de seguridad robustos.</w:t>
+        <w:t xml:space="preserve"> o los ataques de fuerza bruta. Por ello, la configuración de mecanismos avanzados de autenticación es una habilidad mandatoria para el administrador de sistemas y responde directamente a la necesidad de gestionar niveles de seguridad robustos.</w:t>
       </w:r>
       <w:r>
         <w:rPr>
@@ -3813,381 +3666,1105 @@
         </w:rPr>
         <w:t xml:space="preserve">La </w:t>
       </w:r>
+      <w:r>
+        <w:rPr>
+          <w:lang w:val="es-419" w:eastAsia="es-CO"/>
+        </w:rPr>
+        <w:t>autenticación multifactor</w:t>
+      </w:r>
+      <w:r>
+        <w:rPr>
+          <w:lang w:val="es-419" w:eastAsia="es-CO"/>
+        </w:rPr>
+        <w:t xml:space="preserve"> (MFA, por sus siglas en inglés) es el pilar de la seguridad moderna en el acceso a recursos digitales. Su principio pedagógico se basa en exigir al usuario al menos dos de tres formas de evidencia antes de conceder el acceso: algo que el usuario sabe (la contraseña), algo que el usuario tiene (un teléfono móvil, una aplicación generadora de </w:t>
+      </w:r>
+      <w:r>
+        <w:rPr>
+          <w:rStyle w:val="Extranjerismo"/>
+          <w:lang w:val="es-419" w:eastAsia="es-CO"/>
+        </w:rPr>
+        <w:t>tokens</w:t>
+      </w:r>
+      <w:r>
+        <w:rPr>
+          <w:lang w:val="es-419" w:eastAsia="es-CO"/>
+        </w:rPr>
+        <w:t xml:space="preserve"> o una llave de seguridad física) o algo que el usuario es (biometría, como huella dactilar o reconocimiento facial). Implementar MFA bloquea la abrumadora mayoría de los intentos de acceso no autorizados, incluso si las contraseñas han sido comprometidas.</w:t>
+      </w:r>
+    </w:p>
+    <w:p>
+      <w:pPr>
+        <w:rPr>
+          <w:lang w:val="es-419" w:eastAsia="es-CO"/>
+        </w:rPr>
+      </w:pPr>
+      <w:r>
+        <w:rPr>
+          <w:lang w:val="es-419" w:eastAsia="es-CO"/>
+        </w:rPr>
+        <w:t xml:space="preserve">En el contexto de la formación profesional, considere el caso de un instructor que maneja calificaciones sensibles y datos personales de los aprendices en la plataforma Teams y SharePoint. Si su contraseña es interceptada, el atacante tendría acceso total. Sin embargo, al configurar MFA según las políticas de la organización, el atacante, al ingresar la contraseña correcta, se topará con una barrera adicional: el sistema enviará </w:t>
+      </w:r>
+      <w:r>
+        <w:rPr>
+          <w:lang w:val="es-419" w:eastAsia="es-CO"/>
+        </w:rPr>
+        <w:lastRenderedPageBreak/>
+        <w:t>una notificación de aprobación a la aplicación Microsoft Authenticator instalada exclusivamente en el teléfono móvil del instructor legítimo. Al no poseer el dispositivo físico, el ataque es frustrado. Esta es una aplicación directa y crítica del saber de proceso relacionado con la configuración de niveles de acceso y autenticación.</w:t>
+      </w:r>
+    </w:p>
+    <w:p>
+      <w:pPr>
+        <w:rPr>
+          <w:lang w:val="es-419" w:eastAsia="es-CO"/>
+        </w:rPr>
+      </w:pPr>
+      <w:r>
+        <w:rPr>
+          <w:lang w:val="es-419" w:eastAsia="es-CO"/>
+        </w:rPr>
+        <w:t xml:space="preserve">De la mano con la seguridad, debe existir un equilibrio con la usabilidad. Aquí entra en juego el </w:t>
+      </w:r>
+      <w:r>
+        <w:rPr>
+          <w:lang w:val="es-419" w:eastAsia="es-CO"/>
+        </w:rPr>
+        <w:t>inicio de sesión único</w:t>
+      </w:r>
+      <w:r>
+        <w:rPr>
+          <w:lang w:val="es-419" w:eastAsia="es-CO"/>
+        </w:rPr>
+        <w:t xml:space="preserve"> o </w:t>
+      </w:r>
+      <w:r>
+        <w:rPr>
+          <w:rStyle w:val="Extranjerismo"/>
+          <w:lang w:val="es-419" w:eastAsia="es-CO"/>
+        </w:rPr>
+        <w:t>Single Sign-On (SSO)</w:t>
+      </w:r>
+      <w:r>
+        <w:rPr>
+          <w:lang w:val="es-419" w:eastAsia="es-CO"/>
+        </w:rPr>
+        <w:t>. Este mecanismo permite que un usuario se autentique una sola vez de forma robusta (incluyendo MFA) y, a partir de ese momento, adquiera un "pasaporte digital" que le otorga acceso fluido a todas las demás aplicaciones vinculadas (correo, LMS, portales de nómina) sin tener que reingresar credenciales repetidamente. El SSO mejora significativamente la experiencia del aprendiz y del personal administrativo, reduciendo la fatiga de contraseñas y las llamadas al soporte técnico, al tiempo que mantiene un estricto control centralizado sobre la sesión del usuario.</w:t>
+      </w:r>
+    </w:p>
+    <w:p>
+      <w:pPr>
+        <w:rPr>
+          <w:lang w:val="es-419" w:eastAsia="es-CO"/>
+        </w:rPr>
+      </w:pPr>
+      <w:r>
+        <w:rPr>
+          <w:lang w:val="es-419" w:eastAsia="es-CO"/>
+        </w:rPr>
+        <w:tab/>
+      </w:r>
+      <w:r>
+        <w:rPr>
+          <w:lang w:val="es-419" w:eastAsia="es-CO"/>
+        </w:rPr>
+        <w:tab/>
+      </w:r>
+      <w:r>
+        <w:rPr>
+          <w:lang w:val="es-419" w:eastAsia="es-CO"/>
+        </w:rPr>
+        <w:tab/>
+      </w:r>
+      <w:r>
+        <w:rPr>
+          <w:lang w:val="es-419" w:eastAsia="es-CO"/>
+        </w:rPr>
+        <w:tab/>
+      </w:r>
+      <w:r>
+        <w:rPr>
+          <w:lang w:val="es-419" w:eastAsia="es-CO"/>
+        </w:rPr>
+        <w:tab/>
+      </w:r>
+      <w:r>
+        <w:rPr>
+          <w:lang w:val="es-419" w:eastAsia="es-CO"/>
+        </w:rPr>
+        <w:tab/>
+      </w:r>
+      <w:r>
+        <w:rPr>
+          <w:lang w:val="es-419" w:eastAsia="es-CO"/>
+        </w:rPr>
+        <w:tab/>
+      </w:r>
+      <w:r>
+        <w:rPr>
+          <w:lang w:val="es-419" w:eastAsia="es-CO"/>
+        </w:rPr>
+        <w:tab/>
+      </w:r>
+      <w:r>
+        <w:rPr>
+          <w:lang w:val="es-419" w:eastAsia="es-CO"/>
+        </w:rPr>
+        <w:tab/>
+      </w:r>
+      <w:r>
+        <w:rPr>
+          <w:lang w:val="es-419" w:eastAsia="es-CO"/>
+        </w:rPr>
+        <w:tab/>
+      </w:r>
+      <w:r>
+        <w:rPr>
+          <w:lang w:val="es-419" w:eastAsia="es-CO"/>
+        </w:rPr>
+        <w:tab/>
+      </w:r>
+      <w:r>
+        <w:rPr>
+          <w:lang w:val="es-419" w:eastAsia="es-CO"/>
+        </w:rPr>
+        <w:tab/>
+      </w:r>
+      <w:r>
+        <w:rPr>
+          <w:lang w:val="es-419" w:eastAsia="es-CO"/>
+        </w:rPr>
+        <w:tab/>
+      </w:r>
+      <w:r>
+        <w:rPr>
+          <w:lang w:val="es-419" w:eastAsia="es-CO"/>
+        </w:rPr>
+        <w:tab/>
+      </w:r>
+      <w:r>
+        <w:rPr>
+          <w:lang w:val="es-419" w:eastAsia="es-CO"/>
+        </w:rPr>
+        <w:tab/>
+      </w:r>
+      <w:r>
+        <w:rPr>
+          <w:lang w:val="es-419" w:eastAsia="es-CO"/>
+        </w:rPr>
+        <w:tab/>
+      </w:r>
+      <w:r>
+        <w:rPr>
+          <w:lang w:val="es-419" w:eastAsia="es-CO"/>
+        </w:rPr>
+        <w:tab/>
+      </w:r>
+      <w:r>
+        <w:rPr>
+          <w:lang w:val="es-419" w:eastAsia="es-CO"/>
+        </w:rPr>
+        <w:tab/>
+      </w:r>
+      <w:r>
+        <w:rPr>
+          <w:lang w:val="es-419" w:eastAsia="es-CO"/>
+        </w:rPr>
+        <w:tab/>
+      </w:r>
+      <w:r>
+        <w:rPr>
+          <w:lang w:val="es-419" w:eastAsia="es-CO"/>
+        </w:rPr>
+        <w:tab/>
+      </w:r>
+      <w:r>
+        <w:rPr>
+          <w:lang w:val="es-419" w:eastAsia="es-CO"/>
+        </w:rPr>
+        <w:tab/>
+      </w:r>
+      <w:r>
+        <w:rPr>
+          <w:lang w:val="es-419" w:eastAsia="es-CO"/>
+        </w:rPr>
+        <w:tab/>
+      </w:r>
+      <w:r>
+        <w:rPr>
+          <w:lang w:val="es-419" w:eastAsia="es-CO"/>
+        </w:rPr>
+        <w:tab/>
+      </w:r>
+      <w:r>
+        <w:rPr>
+          <w:lang w:val="es-419" w:eastAsia="es-CO"/>
+        </w:rPr>
+        <w:tab/>
+      </w:r>
+      <w:r>
+        <w:rPr>
+          <w:lang w:val="es-419" w:eastAsia="es-CO"/>
+        </w:rPr>
+        <w:tab/>
+      </w:r>
+      <w:r>
+        <w:rPr>
+          <w:lang w:val="es-419" w:eastAsia="es-CO"/>
+        </w:rPr>
+        <w:tab/>
+      </w:r>
+      <w:r>
+        <w:rPr>
+          <w:lang w:val="es-419" w:eastAsia="es-CO"/>
+        </w:rPr>
+        <w:tab/>
+      </w:r>
+      <w:r>
+        <w:rPr>
+          <w:lang w:val="es-419" w:eastAsia="es-CO"/>
+        </w:rPr>
+        <w:tab/>
+      </w:r>
+      <w:r>
+        <w:rPr>
+          <w:lang w:val="es-419" w:eastAsia="es-CO"/>
+        </w:rPr>
+        <w:tab/>
+      </w:r>
+      <w:r>
+        <w:rPr>
+          <w:lang w:val="es-419" w:eastAsia="es-CO"/>
+        </w:rPr>
+        <w:tab/>
+      </w:r>
+      <w:r>
+        <w:rPr>
+          <w:lang w:val="es-419" w:eastAsia="es-CO"/>
+        </w:rPr>
+        <w:tab/>
+      </w:r>
+      <w:r>
+        <w:rPr>
+          <w:lang w:val="es-419" w:eastAsia="es-CO"/>
+        </w:rPr>
+        <w:tab/>
+      </w:r>
+      <w:r>
+        <w:rPr>
+          <w:lang w:val="es-419" w:eastAsia="es-CO"/>
+        </w:rPr>
+        <w:tab/>
+      </w:r>
+      <w:r>
+        <w:rPr>
+          <w:lang w:val="es-419" w:eastAsia="es-CO"/>
+        </w:rPr>
+        <w:tab/>
+      </w:r>
+      <w:r>
+        <w:rPr>
+          <w:lang w:val="es-419" w:eastAsia="es-CO"/>
+        </w:rPr>
+        <w:tab/>
+      </w:r>
+      <w:r>
+        <w:rPr>
+          <w:lang w:val="es-419" w:eastAsia="es-CO"/>
+        </w:rPr>
+        <w:tab/>
+      </w:r>
+      <w:r>
+        <w:rPr>
+          <w:lang w:val="es-419" w:eastAsia="es-CO"/>
+        </w:rPr>
+        <w:tab/>
+      </w:r>
+      <w:r>
+        <w:rPr>
+          <w:lang w:val="es-419" w:eastAsia="es-CO"/>
+        </w:rPr>
+        <w:tab/>
+      </w:r>
+      <w:r>
+        <w:rPr>
+          <w:lang w:val="es-419" w:eastAsia="es-CO"/>
+        </w:rPr>
+        <w:tab/>
+      </w:r>
+      <w:r>
+        <w:rPr>
+          <w:lang w:val="es-419" w:eastAsia="es-CO"/>
+        </w:rPr>
+        <w:tab/>
+      </w:r>
+      <w:r>
+        <w:rPr>
+          <w:lang w:val="es-419" w:eastAsia="es-CO"/>
+        </w:rPr>
+        <w:tab/>
+      </w:r>
+      <w:r>
+        <w:rPr>
+          <w:lang w:val="es-419" w:eastAsia="es-CO"/>
+        </w:rPr>
+        <w:tab/>
+      </w:r>
+      <w:r>
+        <w:rPr>
+          <w:lang w:val="es-419" w:eastAsia="es-CO"/>
+        </w:rPr>
+        <w:tab/>
+      </w:r>
+      <w:r>
+        <w:rPr>
+          <w:lang w:val="es-419" w:eastAsia="es-CO"/>
+        </w:rPr>
+        <w:tab/>
+      </w:r>
+      <w:r>
+        <w:rPr>
+          <w:lang w:val="es-419" w:eastAsia="es-CO"/>
+        </w:rPr>
+        <w:tab/>
+      </w:r>
+      <w:r>
+        <w:rPr>
+          <w:lang w:val="es-419" w:eastAsia="es-CO"/>
+        </w:rPr>
+        <w:tab/>
+      </w:r>
+      <w:r>
+        <w:rPr>
+          <w:lang w:val="es-419" w:eastAsia="es-CO"/>
+        </w:rPr>
+        <w:tab/>
+      </w:r>
+      <w:r>
+        <w:rPr>
+          <w:lang w:val="es-419" w:eastAsia="es-CO"/>
+        </w:rPr>
+        <w:tab/>
+      </w:r>
+      <w:r>
+        <w:rPr>
+          <w:lang w:val="es-419" w:eastAsia="es-CO"/>
+        </w:rPr>
+        <w:tab/>
+      </w:r>
+      <w:r>
+        <w:rPr>
+          <w:lang w:val="es-419" w:eastAsia="es-CO"/>
+        </w:rPr>
+        <w:tab/>
+      </w:r>
+      <w:r>
+        <w:rPr>
+          <w:lang w:val="es-419" w:eastAsia="es-CO"/>
+        </w:rPr>
+        <w:tab/>
+      </w:r>
+      <w:r>
+        <w:rPr>
+          <w:lang w:val="es-419" w:eastAsia="es-CO"/>
+        </w:rPr>
+        <w:tab/>
+      </w:r>
+      <w:r>
+        <w:rPr>
+          <w:lang w:val="es-419" w:eastAsia="es-CO"/>
+        </w:rPr>
+        <w:tab/>
+      </w:r>
+      <w:r>
+        <w:rPr>
+          <w:lang w:val="es-419" w:eastAsia="es-CO"/>
+        </w:rPr>
+        <w:tab/>
+      </w:r>
+      <w:r>
+        <w:rPr>
+          <w:lang w:val="es-419" w:eastAsia="es-CO"/>
+        </w:rPr>
+        <w:tab/>
+      </w:r>
+      <w:r>
+        <w:rPr>
+          <w:lang w:val="es-419" w:eastAsia="es-CO"/>
+        </w:rPr>
+        <w:tab/>
+      </w:r>
+      <w:r>
+        <w:rPr>
+          <w:lang w:val="es-419" w:eastAsia="es-CO"/>
+        </w:rPr>
+        <w:tab/>
+      </w:r>
+      <w:r>
+        <w:rPr>
+          <w:lang w:val="es-419" w:eastAsia="es-CO"/>
+        </w:rPr>
+        <w:tab/>
+      </w:r>
+      <w:r>
+        <w:rPr>
+          <w:lang w:val="es-419" w:eastAsia="es-CO"/>
+        </w:rPr>
+        <w:tab/>
+      </w:r>
+      <w:r>
+        <w:rPr>
+          <w:lang w:val="es-419" w:eastAsia="es-CO"/>
+        </w:rPr>
+        <w:tab/>
+      </w:r>
+      <w:r>
+        <w:rPr>
+          <w:lang w:val="es-419" w:eastAsia="es-CO"/>
+        </w:rPr>
+        <w:tab/>
+      </w:r>
+      <w:r>
+        <w:rPr>
+          <w:lang w:val="es-419" w:eastAsia="es-CO"/>
+        </w:rPr>
+        <w:tab/>
+      </w:r>
+      <w:r>
+        <w:rPr>
+          <w:lang w:val="es-419" w:eastAsia="es-CO"/>
+        </w:rPr>
+        <w:tab/>
+      </w:r>
+      <w:r>
+        <w:rPr>
+          <w:lang w:val="es-419" w:eastAsia="es-CO"/>
+        </w:rPr>
+        <w:tab/>
+      </w:r>
+      <w:r>
+        <w:rPr>
+          <w:lang w:val="es-419" w:eastAsia="es-CO"/>
+        </w:rPr>
+        <w:tab/>
+      </w:r>
+      <w:r>
+        <w:rPr>
+          <w:lang w:val="es-419" w:eastAsia="es-CO"/>
+        </w:rPr>
+        <w:tab/>
+      </w:r>
+      <w:r>
+        <w:rPr>
+          <w:lang w:val="es-419" w:eastAsia="es-CO"/>
+        </w:rPr>
+        <w:tab/>
+      </w:r>
+      <w:r>
+        <w:rPr>
+          <w:lang w:val="es-419" w:eastAsia="es-CO"/>
+        </w:rPr>
+        <w:tab/>
+      </w:r>
+      <w:r>
+        <w:rPr>
+          <w:lang w:val="es-419" w:eastAsia="es-CO"/>
+        </w:rPr>
+        <w:tab/>
+      </w:r>
+      <w:r>
+        <w:rPr>
+          <w:lang w:val="es-419" w:eastAsia="es-CO"/>
+        </w:rPr>
+        <w:tab/>
+      </w:r>
+      <w:r>
+        <w:rPr>
+          <w:lang w:val="es-419" w:eastAsia="es-CO"/>
+        </w:rPr>
+        <w:tab/>
+      </w:r>
+      <w:r>
+        <w:rPr>
+          <w:lang w:val="es-419" w:eastAsia="es-CO"/>
+        </w:rPr>
+        <w:tab/>
+      </w:r>
+      <w:r>
+        <w:rPr>
+          <w:lang w:val="es-419" w:eastAsia="es-CO"/>
+        </w:rPr>
+        <w:tab/>
+      </w:r>
+      <w:r>
+        <w:rPr>
+          <w:lang w:val="es-419" w:eastAsia="es-CO"/>
+        </w:rPr>
+        <w:tab/>
+      </w:r>
+      <w:r>
+        <w:rPr>
+          <w:lang w:val="es-419" w:eastAsia="es-CO"/>
+        </w:rPr>
+        <w:tab/>
+      </w:r>
+      <w:r>
+        <w:rPr>
+          <w:lang w:val="es-419" w:eastAsia="es-CO"/>
+        </w:rPr>
+        <w:tab/>
+      </w:r>
+      <w:r>
+        <w:rPr>
+          <w:lang w:val="es-419" w:eastAsia="es-CO"/>
+        </w:rPr>
+        <w:tab/>
+      </w:r>
+      <w:r>
+        <w:rPr>
+          <w:lang w:val="es-419" w:eastAsia="es-CO"/>
+        </w:rPr>
+        <w:tab/>
+      </w:r>
+      <w:r>
+        <w:rPr>
+          <w:lang w:val="es-419" w:eastAsia="es-CO"/>
+        </w:rPr>
+        <w:tab/>
+      </w:r>
+      <w:r>
+        <w:rPr>
+          <w:lang w:val="es-419" w:eastAsia="es-CO"/>
+        </w:rPr>
+        <w:tab/>
+      </w:r>
+      <w:r>
+        <w:rPr>
+          <w:lang w:val="es-419" w:eastAsia="es-CO"/>
+        </w:rPr>
+        <w:tab/>
+      </w:r>
+      <w:r>
+        <w:rPr>
+          <w:lang w:val="es-419" w:eastAsia="es-CO"/>
+        </w:rPr>
+        <w:tab/>
+      </w:r>
+      <w:r>
+        <w:rPr>
+          <w:lang w:val="es-419" w:eastAsia="es-CO"/>
+        </w:rPr>
+        <w:tab/>
+      </w:r>
+      <w:r>
+        <w:rPr>
+          <w:lang w:val="es-419" w:eastAsia="es-CO"/>
+        </w:rPr>
+        <w:tab/>
+      </w:r>
+      <w:r>
+        <w:rPr>
+          <w:lang w:val="es-419" w:eastAsia="es-CO"/>
+        </w:rPr>
+        <w:tab/>
+      </w:r>
+      <w:r>
+        <w:rPr>
+          <w:lang w:val="es-419" w:eastAsia="es-CO"/>
+        </w:rPr>
+        <w:tab/>
+      </w:r>
+      <w:r>
+        <w:rPr>
+          <w:lang w:val="es-419" w:eastAsia="es-CO"/>
+        </w:rPr>
+        <w:tab/>
+      </w:r>
+      <w:r>
+        <w:rPr>
+          <w:lang w:val="es-419" w:eastAsia="es-CO"/>
+        </w:rPr>
+        <w:tab/>
+      </w:r>
+      <w:r>
+        <w:rPr>
+          <w:lang w:val="es-419" w:eastAsia="es-CO"/>
+        </w:rPr>
+        <w:tab/>
+      </w:r>
+      <w:r>
+        <w:rPr>
+          <w:lang w:val="es-419" w:eastAsia="es-CO"/>
+        </w:rPr>
+        <w:tab/>
+      </w:r>
+      <w:r>
+        <w:rPr>
+          <w:lang w:val="es-419" w:eastAsia="es-CO"/>
+        </w:rPr>
+        <w:tab/>
+      </w:r>
+      <w:r>
+        <w:rPr>
+          <w:lang w:val="es-419" w:eastAsia="es-CO"/>
+        </w:rPr>
+        <w:tab/>
+      </w:r>
+      <w:r>
+        <w:rPr>
+          <w:lang w:val="es-419" w:eastAsia="es-CO"/>
+        </w:rPr>
+        <w:tab/>
+      </w:r>
+      <w:r>
+        <w:rPr>
+          <w:lang w:val="es-419" w:eastAsia="es-CO"/>
+        </w:rPr>
+        <w:tab/>
+      </w:r>
+      <w:r>
+        <w:rPr>
+          <w:lang w:val="es-419" w:eastAsia="es-CO"/>
+        </w:rPr>
+        <w:tab/>
+      </w:r>
+      <w:r>
+        <w:rPr>
+          <w:lang w:val="es-419" w:eastAsia="es-CO"/>
+        </w:rPr>
+        <w:tab/>
+      </w:r>
+      <w:r>
+        <w:rPr>
+          <w:lang w:val="es-419" w:eastAsia="es-CO"/>
+        </w:rPr>
+        <w:tab/>
+      </w:r>
+      <w:r>
+        <w:rPr>
+          <w:lang w:val="es-419" w:eastAsia="es-CO"/>
+        </w:rPr>
+        <w:tab/>
+      </w:r>
+      <w:r>
+        <w:rPr>
+          <w:lang w:val="es-419" w:eastAsia="es-CO"/>
+        </w:rPr>
+        <w:tab/>
+      </w:r>
+      <w:r>
+        <w:rPr>
+          <w:lang w:val="es-419" w:eastAsia="es-CO"/>
+        </w:rPr>
+        <w:tab/>
+      </w:r>
+      <w:r>
+        <w:rPr>
+          <w:lang w:val="es-419" w:eastAsia="es-CO"/>
+        </w:rPr>
+        <w:tab/>
+      </w:r>
+      <w:r>
+        <w:rPr>
+          <w:lang w:val="es-419" w:eastAsia="es-CO"/>
+        </w:rPr>
+        <w:tab/>
+      </w:r>
+      <w:r>
+        <w:rPr>
+          <w:lang w:val="es-419" w:eastAsia="es-CO"/>
+        </w:rPr>
+        <w:tab/>
+      </w:r>
+      <w:r>
+        <w:rPr>
+          <w:lang w:val="es-419" w:eastAsia="es-CO"/>
+        </w:rPr>
+        <w:tab/>
+      </w:r>
+      <w:r>
+        <w:rPr>
+          <w:lang w:val="es-419" w:eastAsia="es-CO"/>
+        </w:rPr>
+        <w:tab/>
+      </w:r>
+      <w:r>
+        <w:rPr>
+          <w:lang w:val="es-419" w:eastAsia="es-CO"/>
+        </w:rPr>
+        <w:tab/>
+      </w:r>
+      <w:r>
+        <w:rPr>
+          <w:lang w:val="es-419" w:eastAsia="es-CO"/>
+        </w:rPr>
+        <w:tab/>
+      </w:r>
+      <w:r>
+        <w:rPr>
+          <w:lang w:val="es-419" w:eastAsia="es-CO"/>
+        </w:rPr>
+        <w:tab/>
+      </w:r>
+      <w:r>
+        <w:rPr>
+          <w:lang w:val="es-419" w:eastAsia="es-CO"/>
+        </w:rPr>
+        <w:tab/>
+      </w:r>
+      <w:r>
+        <w:rPr>
+          <w:lang w:val="es-419" w:eastAsia="es-CO"/>
+        </w:rPr>
+        <w:tab/>
+      </w:r>
+      <w:r>
+        <w:rPr>
+          <w:lang w:val="es-419" w:eastAsia="es-CO"/>
+        </w:rPr>
+        <w:tab/>
+      </w:r>
+      <w:r>
+        <w:rPr>
+          <w:lang w:val="es-419" w:eastAsia="es-CO"/>
+        </w:rPr>
+        <w:tab/>
+      </w:r>
+      <w:r>
+        <w:rPr>
+          <w:lang w:val="es-419" w:eastAsia="es-CO"/>
+        </w:rPr>
+        <w:tab/>
+      </w:r>
+      <w:r>
+        <w:rPr>
+          <w:lang w:val="es-419" w:eastAsia="es-CO"/>
+        </w:rPr>
+        <w:tab/>
+      </w:r>
+      <w:r>
+        <w:rPr>
+          <w:lang w:val="es-419" w:eastAsia="es-CO"/>
+        </w:rPr>
+        <w:tab/>
+      </w:r>
+      <w:r>
+        <w:rPr>
+          <w:lang w:val="es-419" w:eastAsia="es-CO"/>
+        </w:rPr>
+        <w:tab/>
+      </w:r>
+      <w:r>
+        <w:rPr>
+          <w:lang w:val="es-419" w:eastAsia="es-CO"/>
+        </w:rPr>
+        <w:tab/>
+      </w:r>
+      <w:r>
+        <w:rPr>
+          <w:lang w:val="es-419" w:eastAsia="es-CO"/>
+        </w:rPr>
+        <w:tab/>
+      </w:r>
+      <w:r>
+        <w:rPr>
+          <w:lang w:val="es-419" w:eastAsia="es-CO"/>
+        </w:rPr>
+        <w:tab/>
+      </w:r>
+      <w:r>
+        <w:rPr>
+          <w:lang w:val="es-419" w:eastAsia="es-CO"/>
+        </w:rPr>
+        <w:tab/>
+      </w:r>
+      <w:r>
+        <w:rPr>
+          <w:lang w:val="es-419" w:eastAsia="es-CO"/>
+        </w:rPr>
+        <w:tab/>
+      </w:r>
+      <w:r>
+        <w:rPr>
+          <w:lang w:val="es-419" w:eastAsia="es-CO"/>
+        </w:rPr>
+        <w:tab/>
+      </w:r>
+      <w:r>
+        <w:rPr>
+          <w:lang w:val="es-419" w:eastAsia="es-CO"/>
+        </w:rPr>
+        <w:tab/>
+      </w:r>
+      <w:r>
+        <w:rPr>
+          <w:lang w:val="es-419" w:eastAsia="es-CO"/>
+        </w:rPr>
+        <w:tab/>
+      </w:r>
+      <w:r>
+        <w:rPr>
+          <w:lang w:val="es-419" w:eastAsia="es-CO"/>
+        </w:rPr>
+        <w:tab/>
+      </w:r>
+      <w:r>
+        <w:rPr>
+          <w:lang w:val="es-419" w:eastAsia="es-CO"/>
+        </w:rPr>
+        <w:tab/>
+      </w:r>
+      <w:r>
+        <w:rPr>
+          <w:lang w:val="es-419" w:eastAsia="es-CO"/>
+        </w:rPr>
+        <w:tab/>
+      </w:r>
+      <w:r>
+        <w:rPr>
+          <w:lang w:val="es-419" w:eastAsia="es-CO"/>
+        </w:rPr>
+        <w:tab/>
+      </w:r>
+      <w:r>
+        <w:rPr>
+          <w:lang w:val="es-419" w:eastAsia="es-CO"/>
+        </w:rPr>
+        <w:tab/>
+      </w:r>
+      <w:r>
+        <w:rPr>
+          <w:lang w:val="es-419" w:eastAsia="es-CO"/>
+        </w:rPr>
+        <w:tab/>
+      </w:r>
+      <w:r>
+        <w:rPr>
+          <w:lang w:val="es-419" w:eastAsia="es-CO"/>
+        </w:rPr>
+        <w:tab/>
+      </w:r>
+      <w:r>
+        <w:rPr>
+          <w:lang w:val="es-419" w:eastAsia="es-CO"/>
+        </w:rPr>
+        <w:tab/>
+      </w:r>
+      <w:r>
+        <w:rPr>
+          <w:lang w:val="es-419" w:eastAsia="es-CO"/>
+        </w:rPr>
+        <w:tab/>
+      </w:r>
+    </w:p>
+    <w:p>
+      <w:pPr>
+        <w:pStyle w:val="Ttulo1"/>
+      </w:pPr>
+      <w:bookmarkStart w:id="5" w:name="_Toc236392032"/>
+      <w:r>
+        <w:lastRenderedPageBreak/>
+        <w:t>Gestión del talento humano y recursos digitales: usuarios, licencias y roles</w:t>
+      </w:r>
+      <w:bookmarkEnd w:id="5"/>
+    </w:p>
+    <w:p>
+      <w:pPr>
+        <w:rPr>
+          <w:lang w:val="es-419" w:eastAsia="es-CO"/>
+        </w:rPr>
+      </w:pPr>
+      <w:r>
+        <w:rPr>
+          <w:lang w:val="es-419" w:eastAsia="es-CO"/>
+        </w:rPr>
+        <w:t>Superada la capa fundacional de la identidad y el acceso, la administración de Microsoft 365 se adentra en la operatividad diaria de la organización. La asignación de usuarios, licencias y roles constituye el núcleo de la administración de recursos disponibles, siendo un eje central del resultado de aprendizaje de este curso. Este componente requiere que el administrador no solo domine la interfaz de configuración, sino que posea una visión estratégica para alinear los recursos informáticos con las funciones organizacionales reales, garantizando eficiencia, seguridad y control de costos.</w:t>
+      </w:r>
+    </w:p>
+    <w:p>
+      <w:pPr>
+        <w:pStyle w:val="Ttulo2"/>
+        <w:rPr>
+          <w:lang w:val="es-419"/>
+        </w:rPr>
+      </w:pPr>
+      <w:bookmarkStart w:id="6" w:name="_Toc236392033"/>
+      <w:r>
+        <w:rPr>
+          <w:lang w:val="es-419"/>
+        </w:rPr>
+        <w:t>Creación y administración del ciclo de vida del usuario</w:t>
+      </w:r>
+      <w:bookmarkEnd w:id="6"/>
+    </w:p>
+    <w:p>
+      <w:pPr>
+        <w:rPr>
+          <w:lang w:val="es-419"/>
+        </w:rPr>
+      </w:pPr>
+      <w:r>
+        <w:rPr>
+          <w:lang w:val="es-419"/>
+        </w:rPr>
+        <w:t>La gestión de usuarios no es un evento aislado, sino un proceso continuo que acompaña a un individuo desde que ingresa a la organización hasta que se retira. Este recorrido se conoce como el ciclo de vida de la identidad (</w:t>
+      </w:r>
+      <w:r>
+        <w:rPr>
+          <w:rStyle w:val="Extranjerismo"/>
+          <w:lang w:val="es-419"/>
+        </w:rPr>
+        <w:t>Joiner, Mover, Leaver - JML</w:t>
+      </w:r>
+      <w:r>
+        <w:rPr>
+          <w:lang w:val="es-419"/>
+        </w:rPr>
+        <w:t>). Administrar este ciclo implica configurar metódicamente los accesos según el estado actual de la persona dentro de la institución, asegurando que la disponibilidad de las herramientas productivas sea oportuna y segura.</w:t>
+      </w:r>
+    </w:p>
+    <w:p>
+      <w:pPr>
+        <w:rPr>
+          <w:lang w:val="es-419"/>
+        </w:rPr>
+      </w:pPr>
+      <w:r>
+        <w:rPr>
+          <w:lang w:val="es-419"/>
+        </w:rPr>
+        <w:t>El proceso de "ingreso" (</w:t>
+      </w:r>
+      <w:r>
+        <w:rPr>
+          <w:rStyle w:val="Extranjerismo"/>
+          <w:lang w:val="es-419"/>
+        </w:rPr>
+        <w:t>joiner</w:t>
+      </w:r>
+      <w:r>
+        <w:rPr>
+          <w:lang w:val="es-419"/>
+        </w:rPr>
+        <w:t xml:space="preserve">) abarca la creación de la cuenta de usuario. Pedagógicamente, esto implica entender qué datos son esenciales para que la plataforma funcione correctamente en el contexto institucional. No se trata solo de ingresar un nombre; el administrador debe diligenciar metadatos clave como el departamento, el cargo, la ciudad y quién es el superior jerárquico del usuario. Esta información no es un mero adorno; es el motor que impulsa funcionalidades avanzadas posteriores, como la creación automática de organigramas en la aplicación Teams o la </w:t>
+      </w:r>
+      <w:r>
+        <w:rPr>
+          <w:lang w:val="es-419"/>
+        </w:rPr>
+        <w:lastRenderedPageBreak/>
+        <w:t>asignación dinámica de políticas de seguridad basadas en el departamento del empleado.</w:t>
+      </w:r>
+    </w:p>
+    <w:p>
+      <w:pPr>
+        <w:rPr>
+          <w:lang w:val="es-419"/>
+        </w:rPr>
+      </w:pPr>
+      <w:r>
+        <w:rPr>
+          <w:lang w:val="es-419"/>
+        </w:rPr>
+        <w:t>El proceso de "movimiento" (</w:t>
+      </w:r>
+      <w:r>
+        <w:rPr>
+          <w:rStyle w:val="Extranjerismo"/>
+          <w:lang w:val="es-419"/>
+        </w:rPr>
+        <w:t>mover</w:t>
+      </w:r>
+      <w:r>
+        <w:rPr>
+          <w:lang w:val="es-419"/>
+        </w:rPr>
+        <w:t>) ocurre cuando un usuario cambia de rol dentro de la misma organización. Por ejemplo, si un aprendiz egresa y es contratado inmediatamente como personal de apoyo en un centro de formación SENA. En este escenario, el administrador debe modificar la cuenta existente, retirando los accesos que correspondían a su etapa de estudiante y otorgando los nuevos privilegios administrativos, evitando la creación de cuentas duplicadas que generan confusión y vulnerabilidades de seguridad.</w:t>
+      </w:r>
+      <w:r>
+        <w:rPr>
+          <w:lang w:val="es-419"/>
+        </w:rPr>
+        <w:tab/>
+      </w:r>
+      <w:r>
+        <w:rPr>
+          <w:lang w:val="es-419"/>
+        </w:rPr>
+        <w:tab/>
+      </w:r>
+    </w:p>
+    <w:p>
+      <w:pPr>
+        <w:rPr>
+          <w:lang w:val="es-419"/>
+        </w:rPr>
+      </w:pPr>
+      <w:r>
+        <w:rPr>
+          <w:lang w:val="es-419"/>
+        </w:rPr>
+        <w:t>Finalmente, el proceso de "salida" (</w:t>
+      </w:r>
+      <w:r>
+        <w:rPr>
+          <w:rStyle w:val="Extranjerismo"/>
+          <w:lang w:val="es-419"/>
+        </w:rPr>
+        <w:t>leaver</w:t>
+      </w:r>
+      <w:r>
+        <w:rPr>
+          <w:lang w:val="es-419"/>
+        </w:rPr>
+        <w:t>) es quizás el más crítico en términos de seguridad de la información. Cuando un colaborador o contratista finaliza su vinculación, el administrador debe ejecutar un procedimiento estricto: bloquear inmediatamente el inicio de sesión del usuario, revocar sus sesiones activas en todos los dispositivos y decidir el destino de sus datos (como correos electrónicos y archivos en OneDrive). A menudo, esto implica convertir el buzón del exempleado en un "buzón compartido" gratuito y delegar su acceso al jefe de área, permitiendo conservar la memoria institucional sin consumir una licencia paga, lo cual demuestra una gestión eficiente de los recursos disponibles.</w:t>
+      </w:r>
+      <w:r>
+        <w:rPr>
+          <w:lang w:val="es-419"/>
+        </w:rPr>
+        <w:tab/>
+      </w:r>
+    </w:p>
+    <w:p>
+      <w:pPr>
+        <w:ind w:firstLine="0"/>
+        <w:rPr>
+          <w:lang w:val="es-419"/>
+        </w:rPr>
+      </w:pPr>
+    </w:p>
+    <w:p>
+      <w:pPr>
+        <w:ind w:firstLine="0"/>
+        <w:rPr>
+          <w:lang w:val="es-419"/>
+        </w:rPr>
+      </w:pPr>
+    </w:p>
+    <w:p>
+      <w:pPr>
+        <w:ind w:firstLine="0"/>
+        <w:rPr>
+          <w:lang w:val="es-419"/>
+        </w:rPr>
+      </w:pPr>
+    </w:p>
+    <w:p>
+      <w:pPr>
+        <w:ind w:firstLine="0"/>
+        <w:rPr>
+          <w:lang w:val="es-419"/>
+        </w:rPr>
+      </w:pPr>
+    </w:p>
+    <w:p>
+      <w:pPr>
+        <w:pStyle w:val="Figura"/>
+        <w:jc w:val="center"/>
+      </w:pPr>
       <w:r>
         <w:rPr>
           <w:b/>
           <w:bCs/>
-          <w:lang w:val="es-419" w:eastAsia="es-CO"/>
-        </w:rPr>
-        <w:t xml:space="preserve">autenticación </w:t>
-      </w:r>
-      <w:proofErr w:type="spellStart"/>
-      <w:r>
-        <w:rPr>
-          <w:b/>
-          <w:bCs/>
-          <w:lang w:val="es-419" w:eastAsia="es-CO"/>
-        </w:rPr>
-        <w:t>multifactor</w:t>
-      </w:r>
-      <w:proofErr w:type="spellEnd"/>
-      <w:r>
-        <w:rPr>
-          <w:lang w:val="es-419" w:eastAsia="es-CO"/>
-        </w:rPr>
-        <w:t xml:space="preserve"> (MFA, por sus siglas en inglés) es el pilar de la seguridad moderna en el acceso a recursos digitales. Su principio pedagógico se basa en exigir al usuario al menos dos de tres formas de evidencia antes de conceder el acceso: algo que el usuario sabe (la contraseña), algo que el usuario tiene (un teléfono </w:t>
-      </w:r>
-      <w:r>
-        <w:rPr>
-          <w:lang w:val="es-419" w:eastAsia="es-CO"/>
-        </w:rPr>
-        <w:lastRenderedPageBreak/>
-        <w:t xml:space="preserve">móvil, una aplicación generadora de </w:t>
-      </w:r>
-      <w:r>
-        <w:rPr>
-          <w:rStyle w:val="Extranjerismo"/>
-          <w:lang w:val="es-419" w:eastAsia="es-CO"/>
-        </w:rPr>
-        <w:t>tokens</w:t>
-      </w:r>
-      <w:r>
-        <w:rPr>
-          <w:lang w:val="es-419" w:eastAsia="es-CO"/>
-        </w:rPr>
-        <w:t xml:space="preserve"> o una llave de seguridad física) o algo que el usuario es (biometría, como huella dactilar o reconocimiento facial). Implementar MFA bloquea la abrumadora mayoría de los intentos de acceso no autorizados, incluso si las contraseñas han sido comprometidas.</w:t>
-      </w:r>
-    </w:p>
-    <w:p>
-      <w:pPr>
-        <w:rPr>
-          <w:lang w:val="es-419" w:eastAsia="es-CO"/>
-        </w:rPr>
-      </w:pPr>
-      <w:r>
-        <w:rPr>
-          <w:lang w:val="es-419" w:eastAsia="es-CO"/>
-        </w:rPr>
-        <w:t xml:space="preserve">En el contexto de la formación profesional, considere el caso de un instructor que maneja calificaciones sensibles y datos personales de los aprendices en la plataforma </w:t>
-      </w:r>
-      <w:proofErr w:type="spellStart"/>
-      <w:r>
-        <w:rPr>
-          <w:lang w:val="es-419" w:eastAsia="es-CO"/>
-        </w:rPr>
-        <w:t>Teams</w:t>
-      </w:r>
-      <w:proofErr w:type="spellEnd"/>
-      <w:r>
-        <w:rPr>
-          <w:lang w:val="es-419" w:eastAsia="es-CO"/>
-        </w:rPr>
-        <w:t xml:space="preserve"> y SharePoint. Si su contraseña es interceptada, el atacante tendría acceso total. Sin embargo, al configurar MFA según las políticas de la organización, el atacante, al ingresar la contraseña correcta, se topará con una barrera adicional: el sistema enviará una notificación de aprobación a la aplicación Microsoft </w:t>
-      </w:r>
-      <w:proofErr w:type="spellStart"/>
-      <w:r>
-        <w:rPr>
-          <w:lang w:val="es-419" w:eastAsia="es-CO"/>
-        </w:rPr>
-        <w:t>Authenticator</w:t>
-      </w:r>
-      <w:proofErr w:type="spellEnd"/>
-      <w:r>
-        <w:rPr>
-          <w:lang w:val="es-419" w:eastAsia="es-CO"/>
-        </w:rPr>
-        <w:t xml:space="preserve"> instalada exclusivamente en el teléfono móvil del instructor legítimo. Al no poseer el dispositivo físico, el ataque es frustrado. Esta es una aplicación directa y crítica del saber de proceso relacionado con la configuración de niveles de acceso y autenticación.</w:t>
-      </w:r>
-    </w:p>
-    <w:p>
-      <w:pPr>
-        <w:rPr>
-          <w:lang w:val="es-419" w:eastAsia="es-CO"/>
-        </w:rPr>
-      </w:pPr>
-      <w:r>
-        <w:rPr>
-          <w:lang w:val="es-419" w:eastAsia="es-CO"/>
-        </w:rPr>
-        <w:t xml:space="preserve">De la mano con la seguridad, debe existir un equilibrio con la usabilidad. Aquí entra en juego el </w:t>
-      </w:r>
-      <w:r>
-        <w:rPr>
-          <w:b/>
-          <w:bCs/>
-          <w:lang w:val="es-419" w:eastAsia="es-CO"/>
-        </w:rPr>
-        <w:t>inicio de sesión único</w:t>
-      </w:r>
-      <w:r>
-        <w:rPr>
-          <w:lang w:val="es-419" w:eastAsia="es-CO"/>
-        </w:rPr>
-        <w:t xml:space="preserve"> o </w:t>
-      </w:r>
-      <w:r>
-        <w:rPr>
-          <w:rStyle w:val="Extranjerismo"/>
-          <w:lang w:val="es-419" w:eastAsia="es-CO"/>
-        </w:rPr>
-        <w:t>Single Sign-On (SSO)</w:t>
-      </w:r>
-      <w:r>
-        <w:rPr>
-          <w:lang w:val="es-419" w:eastAsia="es-CO"/>
-        </w:rPr>
-        <w:t xml:space="preserve">. Este mecanismo permite que un usuario se autentique una sola vez de forma robusta (incluyendo MFA) y, a partir de ese momento, adquiera un "pasaporte digital" que </w:t>
-      </w:r>
-      <w:proofErr w:type="gramStart"/>
-      <w:r>
-        <w:rPr>
-          <w:lang w:val="es-419" w:eastAsia="es-CO"/>
-        </w:rPr>
-        <w:t>le</w:t>
-      </w:r>
-      <w:proofErr w:type="gramEnd"/>
-      <w:r>
-        <w:rPr>
-          <w:lang w:val="es-419" w:eastAsia="es-CO"/>
-        </w:rPr>
-        <w:t xml:space="preserve"> otorga acceso fluido a todas las demás aplicaciones vinculadas (correo, LMS, portales de nómina) sin tener que reingresar credenciales repetidamente. El SSO mejora significativamente la experiencia del aprendiz y del personal administrativo, reduciendo la fatiga de contraseñas y las llamadas al soporte técnico, al tiempo que mantiene un estricto control centralizado sobre la sesión del usuario.</w:t>
-      </w:r>
-    </w:p>
-    <w:p>
-      <w:pPr>
-        <w:rPr>
-          <w:lang w:val="es-419" w:eastAsia="es-CO"/>
-        </w:rPr>
-      </w:pPr>
-    </w:p>
-    <w:p>
-      <w:pPr>
-        <w:pStyle w:val="Ttulo1"/>
-      </w:pPr>
-      <w:bookmarkStart w:id="5" w:name="_Toc236392032"/>
-      <w:r>
-        <w:lastRenderedPageBreak/>
-        <w:t>Gestión del talento humano y recursos digitales: usuarios, licencias y roles</w:t>
-      </w:r>
-      <w:bookmarkEnd w:id="5"/>
-    </w:p>
-    <w:p>
-      <w:pPr>
-        <w:rPr>
-          <w:lang w:val="es-419" w:eastAsia="es-CO"/>
-        </w:rPr>
-      </w:pPr>
-      <w:r>
-        <w:rPr>
-          <w:lang w:val="es-419" w:eastAsia="es-CO"/>
-        </w:rPr>
-        <w:t>Superada la capa fundacional de la identidad y el acceso, la administración de Microsoft 365 se adentra en la operatividad diaria de la organización. La asignación de usuarios, licencias y roles constituye el núcleo de la administración de recursos disponibles, siendo un eje central del resultado de aprendizaje de este curso. Este componente requiere que el administrador no solo domine la interfaz de configuración, sino que posea una visión estratégica para alinear los recursos informáticos con las funciones organizacionales reales, garantizando eficiencia, seguridad y control de costos.</w:t>
-      </w:r>
-    </w:p>
-    <w:p>
-      <w:pPr>
-        <w:pStyle w:val="Ttulo2"/>
-        <w:rPr>
-          <w:lang w:val="es-419"/>
-        </w:rPr>
-      </w:pPr>
-      <w:bookmarkStart w:id="6" w:name="_Toc236392033"/>
-      <w:r>
-        <w:rPr>
-          <w:lang w:val="es-419"/>
-        </w:rPr>
-        <w:t>Creación y administración del ciclo de vida del usuario</w:t>
-      </w:r>
-      <w:bookmarkEnd w:id="6"/>
-    </w:p>
-    <w:p>
-      <w:pPr>
-        <w:rPr>
-          <w:lang w:val="es-419"/>
-        </w:rPr>
-      </w:pPr>
-      <w:r>
-        <w:rPr>
-          <w:lang w:val="es-419"/>
-        </w:rPr>
-        <w:t>La gestión de usuarios no es un evento aislado, sino un proceso continuo que acompaña a un individuo desde que ingresa a la organización hasta que se retira. Este recorrido se conoce como el ciclo de vida de la identidad (</w:t>
-      </w:r>
-      <w:r>
-        <w:rPr>
-          <w:rStyle w:val="Extranjerismo"/>
-          <w:lang w:val="es-419"/>
-        </w:rPr>
-        <w:t>Joiner, Mover, Leaver - JML</w:t>
-      </w:r>
-      <w:r>
-        <w:rPr>
-          <w:lang w:val="es-419"/>
-        </w:rPr>
-        <w:t>). Administrar este ciclo implica configurar metódicamente los accesos según el estado actual de la persona dentro de la institución, asegurando que la disponibilidad de las herramientas productivas sea oportuna y segura.</w:t>
-      </w:r>
-    </w:p>
-    <w:p>
-      <w:pPr>
-        <w:rPr>
-          <w:lang w:val="es-419"/>
-        </w:rPr>
-      </w:pPr>
-      <w:r>
-        <w:rPr>
-          <w:lang w:val="es-419"/>
-        </w:rPr>
-        <w:t>El proceso de "ingreso" (</w:t>
-      </w:r>
-      <w:proofErr w:type="spellStart"/>
-      <w:r>
-        <w:rPr>
-          <w:rStyle w:val="Extranjerismo"/>
-          <w:lang w:val="es-419"/>
-        </w:rPr>
-        <w:t>joiner</w:t>
-      </w:r>
-      <w:proofErr w:type="spellEnd"/>
-      <w:r>
-        <w:rPr>
-          <w:lang w:val="es-419"/>
-        </w:rPr>
-        <w:t xml:space="preserve">) abarca la creación de la cuenta de usuario. Pedagógicamente, esto implica entender qué datos son esenciales para que la plataforma funcione correctamente en el contexto institucional. No se trata solo de ingresar un nombre; el administrador debe diligenciar metadatos clave como el departamento, el cargo, la ciudad y quién es el superior jerárquico del usuario. Esta información no es un mero adorno; es el motor que impulsa funcionalidades avanzadas posteriores, como la creación automática de organigramas en la aplicación </w:t>
-      </w:r>
-      <w:proofErr w:type="spellStart"/>
-      <w:r>
-        <w:rPr>
-          <w:lang w:val="es-419"/>
-        </w:rPr>
-        <w:t>Teams</w:t>
-      </w:r>
-      <w:proofErr w:type="spellEnd"/>
-      <w:r>
-        <w:rPr>
-          <w:lang w:val="es-419"/>
-        </w:rPr>
-        <w:t xml:space="preserve"> o la </w:t>
-      </w:r>
-      <w:r>
-        <w:rPr>
-          <w:lang w:val="es-419"/>
-        </w:rPr>
-        <w:lastRenderedPageBreak/>
-        <w:t>asignación dinámica de políticas de seguridad basadas en el departamento del empleado.</w:t>
-      </w:r>
-    </w:p>
-    <w:p>
-      <w:pPr>
-        <w:rPr>
-          <w:lang w:val="es-419"/>
-        </w:rPr>
-      </w:pPr>
-      <w:r>
-        <w:rPr>
-          <w:lang w:val="es-419"/>
-        </w:rPr>
-        <w:t>El proceso de "movimiento" (</w:t>
-      </w:r>
-      <w:r>
-        <w:rPr>
-          <w:rStyle w:val="Extranjerismo"/>
-          <w:lang w:val="es-419"/>
-        </w:rPr>
-        <w:t>mover</w:t>
-      </w:r>
-      <w:r>
-        <w:rPr>
-          <w:lang w:val="es-419"/>
-        </w:rPr>
-        <w:t>) ocurre cuando un usuario cambia de rol dentro de la misma organización. Por ejemplo, si un aprendiz egresa y es contratado inmediatamente como personal de apoyo en un centro de formación SENA. En este escenario, el administrador debe modificar la cuenta existente, retirando los accesos que correspondían a su etapa de estudiante y otorgando los nuevos privilegios administrativos, evitando la creación de cuentas duplicadas que generan confusión y vulnerabilidades de seguridad.</w:t>
-      </w:r>
-      <w:r>
-        <w:rPr>
-          <w:lang w:val="es-419"/>
-        </w:rPr>
-        <w:tab/>
-      </w:r>
-      <w:r>
-        <w:rPr>
-          <w:lang w:val="es-419"/>
-        </w:rPr>
-        <w:tab/>
-      </w:r>
-    </w:p>
-    <w:p>
-      <w:pPr>
-        <w:rPr>
-          <w:lang w:val="es-419"/>
-        </w:rPr>
-      </w:pPr>
-      <w:r>
-        <w:rPr>
-          <w:lang w:val="es-419"/>
-        </w:rPr>
-        <w:t>Finalmente, el proceso de "salida" (</w:t>
-      </w:r>
-      <w:proofErr w:type="spellStart"/>
-      <w:r>
-        <w:rPr>
-          <w:rStyle w:val="Extranjerismo"/>
-          <w:lang w:val="es-419"/>
-        </w:rPr>
-        <w:t>leaver</w:t>
-      </w:r>
-      <w:proofErr w:type="spellEnd"/>
-      <w:r>
-        <w:rPr>
-          <w:lang w:val="es-419"/>
-        </w:rPr>
-        <w:t>) es quizás el más crítico en términos de seguridad de la información. Cuando un colaborador o contratista finaliza su vinculación, el administrador debe ejecutar un procedimiento estricto: bloquear inmediatamente el inicio de sesión del usuario, revocar sus sesiones activas en todos los dispositivos y decidir el destino de sus datos (como correos electrónicos y archivos en OneDrive). A menudo, esto implica convertir el buzón del exempleado en un "buzón compartido" gratuito y delegar su acceso al jefe de área, permitiendo conservar la memoria institucional sin consumir una licencia paga, lo cual demuestra una gestión eficiente de los recursos disponibles.</w:t>
-      </w:r>
-      <w:r>
-        <w:rPr>
-          <w:lang w:val="es-419"/>
-        </w:rPr>
-        <w:tab/>
-      </w:r>
-    </w:p>
-    <w:p>
-      <w:pPr>
-        <w:ind w:firstLine="0"/>
-        <w:rPr>
-          <w:lang w:val="es-419"/>
-        </w:rPr>
-      </w:pPr>
-    </w:p>
-    <w:p>
-      <w:pPr>
-        <w:ind w:firstLine="0"/>
-        <w:rPr>
-          <w:lang w:val="es-419"/>
-        </w:rPr>
-      </w:pPr>
-    </w:p>
-    <w:p>
-      <w:pPr>
-        <w:ind w:firstLine="0"/>
-        <w:rPr>
-          <w:lang w:val="es-419"/>
-        </w:rPr>
-      </w:pPr>
-    </w:p>
-    <w:p>
-      <w:pPr>
-        <w:ind w:firstLine="0"/>
-        <w:rPr>
-          <w:lang w:val="es-419"/>
-        </w:rPr>
-      </w:pPr>
-    </w:p>
-    <w:p>
-      <w:pPr>
-        <w:pStyle w:val="Figura"/>
-        <w:jc w:val="center"/>
-      </w:pPr>
-      <w:r>
-        <w:rPr>
-          <w:b/>
-          <w:bCs/>
         </w:rPr>
         <w:lastRenderedPageBreak/>
         <w:t>Figura 2.</w:t>
@@ -4234,10 +4811,10 @@
           <w14:ligatures w14:val="standardContextual"/>
         </w:rPr>
         <w:drawing>
-          <wp:inline distT="0" distB="0" distL="0" distR="0" wp14:anchorId="6D35012B" wp14:editId="537D9726">
-            <wp:extent cx="3530353" cy="5549900"/>
-            <wp:effectExtent l="0" t="0" r="0" b="0"/>
-            <wp:docPr id="1540850848" name="Imagen 4" descr="Línea de tiempo horizontal de tres fases que ilustra el ciclo de vida del usuario (Ingreso, Movimiento, Salida) y las acciones administrativas asociadas para la gestión de identidades basada en ITIL. Cada fase está codificada por colores (verde, naranja, gris) y presenta iconos y una lista de tareas de gestión de identidades, desde el aprovisionamiento de cuentas hasta el cierre y la recuperación de activos. "/>
+          <wp:inline distT="0" distB="0" distL="0" distR="0" wp14:anchorId="5DFE8C9D" wp14:editId="6D17B4B5">
+            <wp:extent cx="4609155" cy="7249886"/>
+            <wp:effectExtent l="0" t="0" r="1270" b="8255"/>
+            <wp:docPr id="173192386" name="Gráfico 4" descr="Línea de tiempo horizontal de tres fases que ilustra el ciclo de vida del usuario (Ingreso, Movimiento, Salida) y las acciones administrativas asociadas para la gestión de identidades basada en ITIL. Cada fase está codificada por colores (verde, naranja, gris) y presenta iconos y una lista de tareas de gestión de identidades, desde el aprovisionamiento de cuentas hasta el cierre y la recuperación de activos."/>
             <wp:cNvGraphicFramePr>
               <a:graphicFrameLocks xmlns:a="http://schemas.openxmlformats.org/drawingml/2006/main" noChangeAspect="1"/>
             </wp:cNvGraphicFramePr>
@@ -4245,14 +4822,14 @@
               <a:graphicData uri="http://schemas.openxmlformats.org/drawingml/2006/picture">
                 <pic:pic xmlns:pic="http://schemas.openxmlformats.org/drawingml/2006/picture">
                   <pic:nvPicPr>
-                    <pic:cNvPr id="1540850848" name="Imagen 4" descr="Línea de tiempo horizontal de tres fases que ilustra el ciclo de vida del usuario (Ingreso, Movimiento, Salida) y las acciones administrativas asociadas para la gestión de identidades basada en ITIL. Cada fase está codificada por colores (verde, naranja, gris) y presenta iconos y una lista de tareas de gestión de identidades, desde el aprovisionamiento de cuentas hasta el cierre y la recuperación de activos. "/>
+                    <pic:cNvPr id="173192386" name="Gráfico 4" descr="Línea de tiempo horizontal de tres fases que ilustra el ciclo de vida del usuario (Ingreso, Movimiento, Salida) y las acciones administrativas asociadas para la gestión de identidades basada en ITIL. Cada fase está codificada por colores (verde, naranja, gris) y presenta iconos y una lista de tareas de gestión de identidades, desde el aprovisionamiento de cuentas hasta el cierre y la recuperación de activos."/>
                     <pic:cNvPicPr/>
                   </pic:nvPicPr>
                   <pic:blipFill>
-                    <a:blip r:embed="rId15">
+                    <a:blip r:embed="rId16">
                       <a:extLst>
-                        <a:ext uri="{28A0092B-C50C-407E-A947-70E740481C1C}">
-                          <a14:useLocalDpi xmlns:a14="http://schemas.microsoft.com/office/drawing/2010/main" val="0"/>
+                        <a:ext uri="{96DAC541-7B7A-43D3-8B79-37D633B846F1}">
+                          <asvg:svgBlip xmlns:asvg="http://schemas.microsoft.com/office/drawing/2016/SVG/main" r:embed="rId17"/>
                         </a:ext>
                       </a:extLst>
                     </a:blip>
@@ -4263,7 +4840,7 @@
                   <pic:spPr>
                     <a:xfrm>
                       <a:off x="0" y="0"/>
-                      <a:ext cx="3539665" cy="5564539"/>
+                      <a:ext cx="4613613" cy="7256899"/>
                     </a:xfrm>
                     <a:prstGeom prst="rect">
                       <a:avLst/>
@@ -4288,6 +4865,7 @@
         <w:rPr>
           <w:lang w:val="es-419"/>
         </w:rPr>
+        <w:lastRenderedPageBreak/>
         <w:t>Estrategias de asignación y optimización de licencias</w:t>
       </w:r>
       <w:bookmarkEnd w:id="7"/>
@@ -4315,62 +4893,41 @@
         <w:rPr>
           <w:lang w:val="es-419" w:eastAsia="es-CO"/>
         </w:rPr>
-        <w:t xml:space="preserve"> como servicio (SaaS) por suscripción, donde el acceso a las herramientas productivas está dictado por las licencias asignadas a cada cuenta de usuario. La gestión de licencias es una responsabilidad crítica, ya que impacta directamente en el presupuesto de la organización 4.0. Un administrador competente debe comprender profundamente qué </w:t>
+        <w:t xml:space="preserve"> como servicio (SaaS) por suscripción, donde el acceso a las herramientas productivas está dictado por las licencias asignadas a cada cuenta de usuario. La gestión de licencias es una responsabilidad crítica, ya que impacta directamente en el presupuesto de la organización 4.0. Un administrador competente debe comprender profundamente qué incluye cada nivel de licenciamiento para asignar el recurso preciso según las necesidades del usuario, evitando el desperdicio económico ("exceso de licencias") o la limitación técnica ("asignación insuficiente de licencias").</w:t>
+      </w:r>
+    </w:p>
+    <w:p>
+      <w:pPr>
+        <w:rPr>
+          <w:lang w:val="es-419" w:eastAsia="es-CO"/>
+        </w:rPr>
+      </w:pPr>
+      <w:r>
+        <w:rPr>
+          <w:lang w:val="es-419" w:eastAsia="es-CO"/>
+        </w:rPr>
+        <w:t>En el sector educativo e institucional, las licencias se categorizan habitualmente en niveles (como la serie A para educación: A1, A3, A5; o la serie E para empresas: E1, E3, E5). La licencia básica (p. ej. A1) generalmente proporciona acceso gratuito a las versiones web de aplicaciones como Word, Excel y correo electrónico, siendo ideal para aprendices que requieren herramientas de productividad estándar sin necesidad de instalaciones locales en sus equipos personales. Por otro lado, licencias superiores (p. ej. A3 o A5) incluyen las aplicaciones de escritorio completas instalables, análisis avanzado de datos y características de seguridad perimetral complejas, recursos que resultan pertinentes para personal administrativo o instructores que manejan bases de datos pesadas o información altamente confidencial.</w:t>
+      </w:r>
+    </w:p>
+    <w:p>
+      <w:pPr>
+        <w:rPr>
+          <w:lang w:val="es-419" w:eastAsia="es-CO"/>
+        </w:rPr>
+      </w:pPr>
+      <w:r>
+        <w:rPr>
+          <w:lang w:val="es-419" w:eastAsia="es-CO"/>
+        </w:rPr>
+        <w:t xml:space="preserve">El administrador debe aplicar estrategias de optimización. Una práctica recomendada es la asignación de licencias basada en grupos en lugar de asignaciones directas usuario por usuario. Al vincular un paquete de licencias a un grupo de seguridad de Microsoft Entra (por ejemplo, el grupo "Instructores_Planta"), cualquier nuevo usuario agregado a ese grupo hereda automáticamente las licencias </w:t>
       </w:r>
       <w:r>
         <w:rPr>
           <w:lang w:val="es-419" w:eastAsia="es-CO"/>
         </w:rPr>
         <w:lastRenderedPageBreak/>
-        <w:t>incluye cada nivel de licenciamiento para asignar el recurso preciso según las necesidades del usuario, evitando el desperdicio económico ("exceso de licencias") o la limitación técnica ("asignación insuficiente de licencias").</w:t>
-      </w:r>
-    </w:p>
-    <w:p>
-      <w:pPr>
-        <w:rPr>
-          <w:lang w:val="es-419" w:eastAsia="es-CO"/>
-        </w:rPr>
-      </w:pPr>
-      <w:r>
-        <w:rPr>
-          <w:lang w:val="es-419" w:eastAsia="es-CO"/>
-        </w:rPr>
-        <w:t>En el sector educativo e institucional, las licencias se categorizan habitualmente en niveles (como la serie A para educación: A1, A3, A5; o la serie E para empresas: E1, E3, E5). La licencia básica (p. ej. A1) generalmente proporciona acceso gratuito a las versiones web de aplicaciones como Word, Excel y correo electrónico, siendo ideal para aprendices que requieren herramientas de productividad estándar sin necesidad de instalaciones locales en sus equipos personales. Por otro lado, licencias superiores (p. ej. A3 o A5) incluyen las aplicaciones de escritorio completas instalables, análisis avanzado de datos y características de seguridad perimetral complejas, recursos que resultan pertinentes para personal administrativo o instructores que manejan bases de datos pesadas o información altamente confidencial.</w:t>
-      </w:r>
-    </w:p>
-    <w:p>
-      <w:pPr>
-        <w:rPr>
-          <w:lang w:val="es-419" w:eastAsia="es-CO"/>
-        </w:rPr>
-      </w:pPr>
-      <w:r>
-        <w:rPr>
-          <w:lang w:val="es-419" w:eastAsia="es-CO"/>
-        </w:rPr>
-        <w:t>El administrador debe aplicar estrategias de optimización. Una práctica recomendada es la asignación de licencias basada en grupos en lugar de asignaciones directas usuario por usuario. Al vincular un paquete de licencias a un grupo de seguridad de Microsoft Entra (por ejemplo, el grupo "</w:t>
-      </w:r>
-      <w:proofErr w:type="spellStart"/>
-      <w:r>
-        <w:rPr>
-          <w:lang w:val="es-419" w:eastAsia="es-CO"/>
-        </w:rPr>
-        <w:t>Instructores_Planta</w:t>
-      </w:r>
-      <w:proofErr w:type="spellEnd"/>
-      <w:r>
-        <w:rPr>
-          <w:lang w:val="es-419" w:eastAsia="es-CO"/>
-        </w:rPr>
-        <w:t>"), cualquier nuevo usuario agregado a ese grupo hereda automáticamente las licencias correspondientes. Esto no solo agiliza el trabajo administrativo y reduce el margen de error humano, sino que garantiza que los recursos se asignen de manera estandarizada y coherente con las políticas de la organización.</w:t>
-      </w:r>
-    </w:p>
-    <w:p>
-      <w:pPr>
-        <w:rPr>
-          <w:lang w:val="es-419" w:eastAsia="es-CO"/>
-        </w:rPr>
-      </w:pPr>
+        <w:t>correspondientes. Esto no solo agiliza el trabajo administrativo y reduce el margen de error humano, sino que garantiza que los recursos se asignen de manera estandarizada y coherente con las políticas de la organización.</w:t>
+      </w:r>
     </w:p>
     <w:p>
       <w:pPr>
@@ -4384,327 +4941,276 @@
         <w:rPr>
           <w:lang w:val="es-419"/>
         </w:rPr>
+        <w:t>Delegación de administración a través de roles basados en RBAC</w:t>
+      </w:r>
+      <w:bookmarkEnd w:id="8"/>
+    </w:p>
+    <w:p>
+      <w:pPr>
+        <w:rPr>
+          <w:lang w:val="es-419" w:eastAsia="es-CO"/>
+        </w:rPr>
+      </w:pPr>
+      <w:r>
+        <w:rPr>
+          <w:lang w:val="es-419" w:eastAsia="es-CO"/>
+        </w:rPr>
+        <w:t xml:space="preserve">En organizaciones de gran envergadura, como una red nacional de centros de formación, es operativamente inviable y altamente inseguro que un solo individuo o un grupo minúsculo concentre todo el poder administrativo del sistema. Para resolver este desafío, Microsoft 365 implementa el modelo de </w:t>
+      </w:r>
+      <w:r>
+        <w:rPr>
+          <w:lang w:val="es-419" w:eastAsia="es-CO"/>
+        </w:rPr>
+        <w:t>Control de Acceso Basado en Roles</w:t>
+      </w:r>
+      <w:r>
+        <w:rPr>
+          <w:lang w:val="es-419" w:eastAsia="es-CO"/>
+        </w:rPr>
+        <w:t xml:space="preserve"> (RBAC, por sus siglas en inglés). La comprensión de este modelo es esencial para gestionar los roles de usuarios y administrar los dispositivos de forma escalonada y segura.</w:t>
+      </w:r>
+    </w:p>
+    <w:p>
+      <w:pPr>
+        <w:rPr>
+          <w:lang w:val="es-419" w:eastAsia="es-CO"/>
+        </w:rPr>
+      </w:pPr>
+      <w:r>
+        <w:rPr>
+          <w:lang w:val="es-419" w:eastAsia="es-CO"/>
+        </w:rPr>
+        <w:t>El principio fundamental de RBAC y de la seguridad de la información en general es el "privilegio mínimo". Esto dicta que a un usuario se le deben otorgar únicamente los permisos estrictamente necesarios para realizar sus tareas laborales, ni uno más. Por defecto, el usuario que crea el entorno de Microsoft 365 asume el rol de "administrador global", teniendo acceso irrestricto a todas las configuraciones, datos y suscripciones. Otorgar este rol indiscriminadamente a otros colaboradores equivale a entregar las llaves maestras de toda la institución a cualquier empleado, lo cual representa un riesgo de seguridad inaceptable.</w:t>
+      </w:r>
+    </w:p>
+    <w:p>
+      <w:pPr>
+        <w:rPr>
+          <w:lang w:val="es-419" w:eastAsia="es-CO"/>
+        </w:rPr>
+      </w:pPr>
+      <w:r>
+        <w:rPr>
+          <w:lang w:val="es-419" w:eastAsia="es-CO"/>
+        </w:rPr>
+        <w:t>Para aplicar una delegación responsable, el sistema ofrece una amplia jerarquía de roles especializados. Por ejemplo, en un escenario aplicado a la formación profesional, a un funcionario de la mesa de ayuda técnica regional se le puede asignar el rol de "Administrador del servicio de asistencia" (</w:t>
+      </w:r>
+      <w:r>
+        <w:rPr>
+          <w:rStyle w:val="Extranjerismo"/>
+          <w:lang w:val="es-419" w:eastAsia="es-CO"/>
+        </w:rPr>
+        <w:t>Helpdesk Admin</w:t>
+      </w:r>
+      <w:r>
+        <w:rPr>
+          <w:lang w:val="es-419" w:eastAsia="es-CO"/>
+        </w:rPr>
+        <w:t xml:space="preserve">), lo que le permite restablecer contraseñas de los aprendices y forzar el cierre de sesiones </w:t>
+      </w:r>
+      <w:r>
+        <w:rPr>
+          <w:lang w:val="es-419" w:eastAsia="es-CO"/>
+        </w:rPr>
         <w:lastRenderedPageBreak/>
-        <w:t>Delegación de administración a través de roles basados en RBAC</w:t>
-      </w:r>
-      <w:bookmarkEnd w:id="8"/>
-    </w:p>
-    <w:p>
-      <w:pPr>
-        <w:rPr>
-          <w:lang w:val="es-419" w:eastAsia="es-CO"/>
-        </w:rPr>
-      </w:pPr>
-      <w:r>
-        <w:rPr>
-          <w:lang w:val="es-419" w:eastAsia="es-CO"/>
-        </w:rPr>
-        <w:t xml:space="preserve">En organizaciones de gran envergadura, como una red nacional de centros de formación, es operativamente inviable y altamente inseguro que un solo individuo o un grupo minúsculo concentre todo el poder administrativo del sistema. Para resolver este desafío, Microsoft 365 implementa el modelo de </w:t>
-      </w:r>
+        <w:t>atascadas, pero le impide tajantemente ver los correos electrónicos de la dirección o modificar las facturaciones de licencias. De manera similar, a un coordinador académico se le podría otorgar el rol de "Administrador de usuarios" para que pueda crear cuentas de nuevos instructores en su centro, sin poder alterar las políticas globales de seguridad.</w:t>
+      </w:r>
+    </w:p>
+    <w:p>
+      <w:pPr>
+        <w:rPr>
+          <w:lang w:val="es-419" w:eastAsia="es-CO"/>
+        </w:rPr>
+      </w:pPr>
+      <w:r>
+        <w:rPr>
+          <w:lang w:val="es-419" w:eastAsia="es-CO"/>
+        </w:rPr>
+        <w:t>La asignación correcta de estos roles garantiza una gestión distribuida, ágil y auditable. El administrador principal diseña la arquitectura de delegación, estableciendo quién tiene autoridad sobre qué subconjunto de usuarios o herramientas, configurando así, según las políticas de la organización, los niveles de acceso y roles en las herramientas productivas.</w:t>
+      </w:r>
+    </w:p>
+    <w:p>
+      <w:pPr>
+        <w:ind w:firstLine="0"/>
+        <w:rPr>
+          <w:lang w:val="es-419" w:eastAsia="es-CO"/>
+        </w:rPr>
+      </w:pPr>
+    </w:p>
+    <w:p>
+      <w:pPr>
+        <w:ind w:firstLine="0"/>
+        <w:rPr>
+          <w:lang w:val="es-419" w:eastAsia="es-CO"/>
+        </w:rPr>
+      </w:pPr>
+    </w:p>
+    <w:p>
+      <w:pPr>
+        <w:ind w:firstLine="0"/>
+        <w:rPr>
+          <w:lang w:val="es-419" w:eastAsia="es-CO"/>
+        </w:rPr>
+      </w:pPr>
+    </w:p>
+    <w:p>
+      <w:pPr>
+        <w:ind w:firstLine="0"/>
+        <w:rPr>
+          <w:lang w:val="es-419" w:eastAsia="es-CO"/>
+        </w:rPr>
+      </w:pPr>
+    </w:p>
+    <w:p>
+      <w:pPr>
+        <w:ind w:firstLine="0"/>
+        <w:rPr>
+          <w:lang w:val="es-419" w:eastAsia="es-CO"/>
+        </w:rPr>
+      </w:pPr>
+    </w:p>
+    <w:p>
+      <w:pPr>
+        <w:ind w:firstLine="0"/>
+        <w:rPr>
+          <w:lang w:val="es-419" w:eastAsia="es-CO"/>
+        </w:rPr>
+      </w:pPr>
+    </w:p>
+    <w:p>
+      <w:pPr>
+        <w:ind w:firstLine="0"/>
+        <w:rPr>
+          <w:lang w:val="es-419" w:eastAsia="es-CO"/>
+        </w:rPr>
+      </w:pPr>
+    </w:p>
+    <w:p>
+      <w:pPr>
+        <w:ind w:firstLine="0"/>
+        <w:rPr>
+          <w:lang w:val="es-419" w:eastAsia="es-CO"/>
+        </w:rPr>
+      </w:pPr>
+    </w:p>
+    <w:p>
+      <w:pPr>
+        <w:ind w:firstLine="0"/>
+        <w:rPr>
+          <w:lang w:val="es-419" w:eastAsia="es-CO"/>
+        </w:rPr>
+      </w:pPr>
+    </w:p>
+    <w:p>
+      <w:pPr>
+        <w:ind w:firstLine="0"/>
+        <w:rPr>
+          <w:lang w:val="es-419" w:eastAsia="es-CO"/>
+        </w:rPr>
+      </w:pPr>
+    </w:p>
+    <w:p>
+      <w:pPr>
+        <w:ind w:firstLine="0"/>
+        <w:rPr>
+          <w:lang w:val="es-419" w:eastAsia="es-CO"/>
+        </w:rPr>
+      </w:pPr>
+    </w:p>
+    <w:p>
+      <w:pPr>
+        <w:pStyle w:val="Ttulo1"/>
+      </w:pPr>
+      <w:bookmarkStart w:id="9" w:name="_Toc236392036"/>
+      <w:r>
+        <w:lastRenderedPageBreak/>
+        <w:t>Seguridad de la información y uso responsable de los recursos digitales</w:t>
+      </w:r>
+      <w:bookmarkEnd w:id="9"/>
+    </w:p>
+    <w:p>
+      <w:pPr>
+        <w:rPr>
+          <w:lang w:val="es-419" w:eastAsia="es-CO"/>
+        </w:rPr>
+      </w:pPr>
+      <w:r>
+        <w:rPr>
+          <w:lang w:val="es-419" w:eastAsia="es-CO"/>
+        </w:rPr>
+        <w:t>En el ecosistema de Microsoft 365, la seguridad de la información no es una capa añadida al final del proceso, sino un pilar transversal que debe integrarse desde el diseño mismo de la arquitectura digital. Para las organizaciones 4.0, la protección de los datos ha dejado de ser un tema exclusivamente técnico para convertirse en un imperativo estratégico y normativo. En este apartado, se aborda cómo configurar, según las políticas de la organización, los niveles de seguridad y fomentar el uso responsable, un proceso fundamental que el administrador debe ejecutar no solo protegiendo los sistemas, sino educando a los usuarios finales.</w:t>
+      </w:r>
+    </w:p>
+    <w:p>
+      <w:pPr>
+        <w:pStyle w:val="Ttulo2"/>
+        <w:rPr>
+          <w:lang w:val="es-419"/>
+        </w:rPr>
+      </w:pPr>
+      <w:bookmarkStart w:id="10" w:name="_Toc236392037"/>
+      <w:r>
+        <w:rPr>
+          <w:lang w:val="es-419"/>
+        </w:rPr>
+        <w:t>Políticas de seguridad y cumplimiento normativo en organizaciones 4.0</w:t>
+      </w:r>
+      <w:bookmarkEnd w:id="10"/>
+    </w:p>
+    <w:p>
+      <w:pPr>
+        <w:rPr>
+          <w:lang w:val="es-419" w:eastAsia="es-CO"/>
+        </w:rPr>
+      </w:pPr>
+      <w:r>
+        <w:rPr>
+          <w:lang w:val="es-419" w:eastAsia="es-CO"/>
+        </w:rPr>
+        <w:t>Las políticas de seguridad son el marco rector que define como una institución protege sus activos de información. En el contexto de un entorno virtual de aprendizaje o una empresa moderna, estas políticas deben equilibrar la necesidad de protección con la facilidad de acceso y la colaboración. Microsoft 365 proporciona un conjunto de herramientas dentro del Centro de Cumplimiento (Microsoft Purview) para traducir estas políticas documentales en configuraciones técnicas aplicables automáticamente.</w:t>
+      </w:r>
+    </w:p>
+    <w:p>
+      <w:pPr>
+        <w:rPr>
+          <w:lang w:val="es-419" w:eastAsia="es-CO"/>
+        </w:rPr>
+      </w:pPr>
+      <w:r>
+        <w:rPr>
+          <w:lang w:val="es-419" w:eastAsia="es-CO"/>
+        </w:rPr>
+        <w:t xml:space="preserve">El cumplimiento normativo es un aspecto crítico. Las instituciones educativas y las empresas están sujetas a leyes de protección de datos personales (como la Ley 1581 de 2012 en Colombia) y normativas internacionales si operan a escala global (como el GDPR europeo). La plataforma permite configurar etiquetas de confidencialidad y retención que ayudan a clasificar la información automáticamente. Por ejemplo, un documento etiquetado como "Confidencial - Datos Estudiantiles" puede configurarse </w:t>
+      </w:r>
+      <w:r>
+        <w:rPr>
+          <w:lang w:val="es-419" w:eastAsia="es-CO"/>
+        </w:rPr>
+        <w:lastRenderedPageBreak/>
+        <w:t>para que no pueda ser reenviado fuera de la organización o impreso, garantizando el cumplimiento de la ley sin depender de la acción manual del usuario.</w:t>
+      </w:r>
+    </w:p>
+    <w:p>
+      <w:pPr>
+        <w:rPr>
+          <w:lang w:val="es-419" w:eastAsia="es-CO"/>
+        </w:rPr>
+      </w:pPr>
+      <w:r>
+        <w:rPr>
+          <w:lang w:val="es-419" w:eastAsia="es-CO"/>
+        </w:rPr>
+        <w:t>Desde una perspectiva pedagógica, el administrador debe comprender que la implementación de estas políticas no se trata de imponer restricciones arbitrarias, sino de construir un entorno de confianza. Al configurar las políticas de seguridad en Microsoft 365, se está enseñando implícitamente a los usuarios a valorar y proteger la información institucional.</w:t>
+      </w:r>
+    </w:p>
+    <w:p>
+      <w:pPr>
+        <w:pStyle w:val="Figura"/>
+      </w:pPr>
       <w:r>
         <w:rPr>
           <w:b/>
           <w:bCs/>
-          <w:lang w:val="es-419" w:eastAsia="es-CO"/>
-        </w:rPr>
-        <w:t>Control de Acceso Basado en Roles</w:t>
-      </w:r>
-      <w:r>
-        <w:rPr>
-          <w:lang w:val="es-419" w:eastAsia="es-CO"/>
-        </w:rPr>
-        <w:t xml:space="preserve"> (RBAC, por sus siglas en inglés). La comprensión de este modelo es esencial para gestionar los roles de usuarios y administrar los dispositivos de forma escalonada y segura.</w:t>
-      </w:r>
-    </w:p>
-    <w:p>
-      <w:pPr>
-        <w:rPr>
-          <w:lang w:val="es-419" w:eastAsia="es-CO"/>
-        </w:rPr>
-      </w:pPr>
-      <w:r>
-        <w:rPr>
-          <w:lang w:val="es-419" w:eastAsia="es-CO"/>
-        </w:rPr>
-        <w:t>El principio fundamental de RBAC y de la seguridad de la información en general es el "privilegio mínimo". Esto dicta que a un usuario se le deben otorgar únicamente los permisos estrictamente necesarios para realizar sus tareas laborales, ni uno más. Por defecto, el usuario que crea el entorno de Microsoft 365 asume el rol de "administrador global", teniendo acceso irrestricto a todas las configuraciones, datos y suscripciones. Otorgar este rol indiscriminadamente a otros colaboradores equivale a entregar las llaves maestras de toda la institución a cualquier empleado, lo cual representa un riesgo de seguridad inaceptable.</w:t>
-      </w:r>
-    </w:p>
-    <w:p>
-      <w:pPr>
-        <w:rPr>
-          <w:lang w:val="es-419" w:eastAsia="es-CO"/>
-        </w:rPr>
-      </w:pPr>
-      <w:r>
-        <w:rPr>
-          <w:lang w:val="es-419" w:eastAsia="es-CO"/>
-        </w:rPr>
-        <w:t>Para aplicar una delegación responsable, el sistema ofrece una amplia jerarquía de roles especializados. Por ejemplo, en un escenario aplicado a la formación profesional, a un funcionario de la mesa de ayuda técnica regional se le puede asignar el rol de "Administrador del servicio de asistencia" (</w:t>
-      </w:r>
-      <w:proofErr w:type="spellStart"/>
-      <w:r>
-        <w:rPr>
-          <w:rStyle w:val="Extranjerismo"/>
-          <w:lang w:val="es-419" w:eastAsia="es-CO"/>
-        </w:rPr>
-        <w:t>Helpdesk</w:t>
-      </w:r>
-      <w:proofErr w:type="spellEnd"/>
-      <w:r>
-        <w:rPr>
-          <w:rStyle w:val="Extranjerismo"/>
-          <w:lang w:val="es-419" w:eastAsia="es-CO"/>
-        </w:rPr>
-        <w:t xml:space="preserve"> </w:t>
-      </w:r>
-      <w:proofErr w:type="spellStart"/>
-      <w:r>
-        <w:rPr>
-          <w:rStyle w:val="Extranjerismo"/>
-          <w:lang w:val="es-419" w:eastAsia="es-CO"/>
-        </w:rPr>
-        <w:t>Admin</w:t>
-      </w:r>
-      <w:proofErr w:type="spellEnd"/>
-      <w:r>
-        <w:rPr>
-          <w:lang w:val="es-419" w:eastAsia="es-CO"/>
-        </w:rPr>
-        <w:t xml:space="preserve">), lo que le permite restablecer contraseñas de los aprendices y forzar el cierre de sesiones atascadas, pero le impide tajantemente ver los correos electrónicos de la dirección o modificar las facturaciones de licencias. De manera similar, a un coordinador académico se le podría otorgar el rol de "Administrador de usuarios" para que pueda crear cuentas </w:t>
-      </w:r>
-      <w:r>
-        <w:rPr>
-          <w:lang w:val="es-419" w:eastAsia="es-CO"/>
-        </w:rPr>
-        <w:lastRenderedPageBreak/>
-        <w:t>de nuevos instructores en su centro, sin poder alterar las políticas globales de seguridad.</w:t>
-      </w:r>
-    </w:p>
-    <w:p>
-      <w:pPr>
-        <w:rPr>
-          <w:lang w:val="es-419" w:eastAsia="es-CO"/>
-        </w:rPr>
-      </w:pPr>
-      <w:r>
-        <w:rPr>
-          <w:lang w:val="es-419" w:eastAsia="es-CO"/>
-        </w:rPr>
-        <w:t>La asignación correcta de estos roles garantiza una gestión distribuida, ágil y auditable. El administrador principal diseña la arquitectura de delegación, estableciendo quién tiene autoridad sobre qué subconjunto de usuarios o herramientas, configurando así, según las políticas de la organización, los niveles de acceso y roles en las herramientas productivas.</w:t>
-      </w:r>
-    </w:p>
-    <w:p>
-      <w:pPr>
-        <w:ind w:firstLine="0"/>
-        <w:rPr>
-          <w:lang w:val="es-419" w:eastAsia="es-CO"/>
-        </w:rPr>
-      </w:pPr>
-    </w:p>
-    <w:p>
-      <w:pPr>
-        <w:ind w:firstLine="0"/>
-        <w:rPr>
-          <w:lang w:val="es-419" w:eastAsia="es-CO"/>
-        </w:rPr>
-      </w:pPr>
-    </w:p>
-    <w:p>
-      <w:pPr>
-        <w:ind w:firstLine="0"/>
-        <w:rPr>
-          <w:lang w:val="es-419" w:eastAsia="es-CO"/>
-        </w:rPr>
-      </w:pPr>
-    </w:p>
-    <w:p>
-      <w:pPr>
-        <w:ind w:firstLine="0"/>
-        <w:rPr>
-          <w:lang w:val="es-419" w:eastAsia="es-CO"/>
-        </w:rPr>
-      </w:pPr>
-    </w:p>
-    <w:p>
-      <w:pPr>
-        <w:ind w:firstLine="0"/>
-        <w:rPr>
-          <w:lang w:val="es-419" w:eastAsia="es-CO"/>
-        </w:rPr>
-      </w:pPr>
-    </w:p>
-    <w:p>
-      <w:pPr>
-        <w:ind w:firstLine="0"/>
-        <w:rPr>
-          <w:lang w:val="es-419" w:eastAsia="es-CO"/>
-        </w:rPr>
-      </w:pPr>
-    </w:p>
-    <w:p>
-      <w:pPr>
-        <w:ind w:firstLine="0"/>
-        <w:rPr>
-          <w:lang w:val="es-419" w:eastAsia="es-CO"/>
-        </w:rPr>
-      </w:pPr>
-    </w:p>
-    <w:p>
-      <w:pPr>
-        <w:ind w:firstLine="0"/>
-        <w:rPr>
-          <w:lang w:val="es-419" w:eastAsia="es-CO"/>
-        </w:rPr>
-      </w:pPr>
-    </w:p>
-    <w:p>
-      <w:pPr>
-        <w:ind w:firstLine="0"/>
-        <w:rPr>
-          <w:lang w:val="es-419" w:eastAsia="es-CO"/>
-        </w:rPr>
-      </w:pPr>
-    </w:p>
-    <w:p>
-      <w:pPr>
-        <w:ind w:firstLine="0"/>
-        <w:rPr>
-          <w:lang w:val="es-419" w:eastAsia="es-CO"/>
-        </w:rPr>
-      </w:pPr>
-    </w:p>
-    <w:p>
-      <w:pPr>
-        <w:ind w:firstLine="0"/>
-        <w:rPr>
-          <w:lang w:val="es-419" w:eastAsia="es-CO"/>
-        </w:rPr>
-      </w:pPr>
-    </w:p>
-    <w:p>
-      <w:pPr>
-        <w:ind w:firstLine="0"/>
-        <w:rPr>
-          <w:lang w:val="es-419" w:eastAsia="es-CO"/>
-        </w:rPr>
-      </w:pPr>
-    </w:p>
-    <w:p>
-      <w:pPr>
-        <w:ind w:firstLine="0"/>
-        <w:rPr>
-          <w:lang w:val="es-419" w:eastAsia="es-CO"/>
-        </w:rPr>
-      </w:pPr>
-    </w:p>
-    <w:p>
-      <w:pPr>
-        <w:pStyle w:val="Ttulo1"/>
-      </w:pPr>
-      <w:bookmarkStart w:id="9" w:name="_Toc236392036"/>
-      <w:r>
-        <w:lastRenderedPageBreak/>
-        <w:t>Seguridad de la información y uso responsable de los recursos digitales</w:t>
-      </w:r>
-      <w:bookmarkEnd w:id="9"/>
-    </w:p>
-    <w:p>
-      <w:pPr>
-        <w:rPr>
-          <w:lang w:val="es-419" w:eastAsia="es-CO"/>
-        </w:rPr>
-      </w:pPr>
-      <w:r>
-        <w:rPr>
-          <w:lang w:val="es-419" w:eastAsia="es-CO"/>
-        </w:rPr>
-        <w:t>En el ecosistema de Microsoft 365, la seguridad de la información no es una capa añadida al final del proceso, sino un pilar transversal que debe integrarse desde el diseño mismo de la arquitectura digital. Para las organizaciones 4.0, la protección de los datos ha dejado de ser un tema exclusivamente técnico para convertirse en un imperativo estratégico y normativo. En este apartado, se aborda cómo configurar, según las políticas de la organización, los niveles de seguridad y fomentar el uso responsable, un proceso fundamental que el administrador debe ejecutar no solo protegiendo los sistemas, sino educando a los usuarios finales.</w:t>
-      </w:r>
-    </w:p>
-    <w:p>
-      <w:pPr>
-        <w:pStyle w:val="Ttulo2"/>
-        <w:rPr>
-          <w:lang w:val="es-419"/>
-        </w:rPr>
-      </w:pPr>
-      <w:bookmarkStart w:id="10" w:name="_Toc236392037"/>
-      <w:r>
-        <w:rPr>
-          <w:lang w:val="es-419"/>
-        </w:rPr>
-        <w:t>Políticas de seguridad y cumplimiento normativo en organizaciones 4.0</w:t>
-      </w:r>
-      <w:bookmarkEnd w:id="10"/>
-    </w:p>
-    <w:p>
-      <w:pPr>
-        <w:rPr>
-          <w:lang w:val="es-419" w:eastAsia="es-CO"/>
-        </w:rPr>
-      </w:pPr>
-      <w:r>
-        <w:rPr>
-          <w:lang w:val="es-419" w:eastAsia="es-CO"/>
-        </w:rPr>
-        <w:t xml:space="preserve">Las políticas de seguridad son el marco rector que define como una institución protege sus activos de información. En el contexto de un entorno virtual de aprendizaje o una empresa moderna, estas políticas deben equilibrar la necesidad de protección con la facilidad de acceso y la colaboración. Microsoft 365 proporciona un conjunto de herramientas dentro del Centro de Cumplimiento (Microsoft </w:t>
-      </w:r>
-      <w:proofErr w:type="spellStart"/>
-      <w:r>
-        <w:rPr>
-          <w:lang w:val="es-419" w:eastAsia="es-CO"/>
-        </w:rPr>
-        <w:t>Purview</w:t>
-      </w:r>
-      <w:proofErr w:type="spellEnd"/>
-      <w:r>
-        <w:rPr>
-          <w:lang w:val="es-419" w:eastAsia="es-CO"/>
-        </w:rPr>
-        <w:t>) para traducir estas políticas documentales en configuraciones técnicas aplicables automáticamente.</w:t>
-      </w:r>
-    </w:p>
-    <w:p>
-      <w:pPr>
-        <w:rPr>
-          <w:lang w:val="es-419" w:eastAsia="es-CO"/>
-        </w:rPr>
-      </w:pPr>
-      <w:r>
-        <w:rPr>
-          <w:lang w:val="es-419" w:eastAsia="es-CO"/>
-        </w:rPr>
-        <w:t xml:space="preserve">El cumplimiento normativo es un aspecto crítico. Las instituciones educativas y las empresas están sujetas a leyes de protección de datos personales (como la Ley 1581 de 2012 en Colombia) y normativas internacionales si operan a escala global (como el GDPR europeo). La plataforma permite configurar etiquetas de confidencialidad y retención que ayudan a clasificar la información automáticamente. Por ejemplo, un documento etiquetado como "Confidencial - Datos Estudiantiles" puede configurarse </w:t>
-      </w:r>
-      <w:r>
-        <w:rPr>
-          <w:lang w:val="es-419" w:eastAsia="es-CO"/>
-        </w:rPr>
-        <w:lastRenderedPageBreak/>
-        <w:t>para que no pueda ser reenviado fuera de la organización o impreso, garantizando el cumplimiento de la ley sin depender de la acción manual del usuario.</w:t>
-      </w:r>
-    </w:p>
-    <w:p>
-      <w:pPr>
-        <w:rPr>
-          <w:lang w:val="es-419" w:eastAsia="es-CO"/>
-        </w:rPr>
-      </w:pPr>
-      <w:r>
-        <w:rPr>
-          <w:lang w:val="es-419" w:eastAsia="es-CO"/>
-        </w:rPr>
-        <w:t>Desde una perspectiva pedagógica, el administrador debe comprender que la implementación de estas políticas no se trata de imponer restricciones arbitrarias, sino de construir un entorno de confianza. Al configurar las políticas de seguridad en Microsoft 365, se está enseñando implícitamente a los usuarios a valorar y proteger la información institucional.</w:t>
-      </w:r>
-    </w:p>
-    <w:p>
-      <w:pPr>
-        <w:pStyle w:val="Figura"/>
-      </w:pPr>
-      <w:r>
-        <w:rPr>
-          <w:b/>
-          <w:bCs/>
         </w:rPr>
         <w:t>Figura 3.</w:t>
       </w:r>
@@ -4728,10 +5234,10 @@
           <w:lang w:val="es-419" w:eastAsia="es-CO"/>
         </w:rPr>
         <w:drawing>
-          <wp:inline distT="0" distB="0" distL="0" distR="0" wp14:anchorId="2B1A63DC" wp14:editId="43A376B5">
-            <wp:extent cx="4203039" cy="4343400"/>
-            <wp:effectExtent l="0" t="0" r="7620" b="0"/>
-            <wp:docPr id="1495918648" name="Imagen 5" descr="Un diagrama jerárquico que muestra cómo la 'Política de seguridad organizacional' (nivel estratégico) en la parte superior se ramifica hacia abajo en tres categorías de controles técnicos: 'Etiquetas de confidencialidad' (público, general, confidencial y secreto), 'Políticas de DLP' (bloquear compartición externa, monitorear transferencias y auditar accesos) y 'Controles de acceso condicional' (exigir MFA, restringir dispositivos no gestionados y limitar acceso a apps). Orientado a arquitectura Microsoft."/>
+          <wp:inline distT="0" distB="0" distL="0" distR="0" wp14:anchorId="0356F834" wp14:editId="7D8ED8B6">
+            <wp:extent cx="4752862" cy="4811486"/>
+            <wp:effectExtent l="0" t="0" r="0" b="8255"/>
+            <wp:docPr id="791679161" name="Gráfico 5" descr="Un diagrama jerárquico que muestra cómo la 'Política de seguridad organizacional' (nivel estratégico) en la parte superior se ramifica hacia abajo en tres categorías de controles técnicos: 'Etiquetas de confidencialidad' (público, general, confidencial y secreto), 'Políticas de DLP' (bloquear compartición externa, monitorear transferencias y auditar accesos) y 'Controles de acceso condicional' (exigir MFA, restringir dispositivos no gestionados y limitar acceso a apps). Orientado a arquitectura Microsoft."/>
             <wp:cNvGraphicFramePr>
               <a:graphicFrameLocks xmlns:a="http://schemas.openxmlformats.org/drawingml/2006/main" noChangeAspect="1"/>
             </wp:cNvGraphicFramePr>
@@ -4739,14 +5245,14 @@
               <a:graphicData uri="http://schemas.openxmlformats.org/drawingml/2006/picture">
                 <pic:pic xmlns:pic="http://schemas.openxmlformats.org/drawingml/2006/picture">
                   <pic:nvPicPr>
-                    <pic:cNvPr id="1495918648" name="Imagen 5" descr="Un diagrama jerárquico que muestra cómo la 'Política de seguridad organizacional' (nivel estratégico) en la parte superior se ramifica hacia abajo en tres categorías de controles técnicos: 'Etiquetas de confidencialidad' (público, general, confidencial y secreto), 'Políticas de DLP' (bloquear compartición externa, monitorear transferencias y auditar accesos) y 'Controles de acceso condicional' (exigir MFA, restringir dispositivos no gestionados y limitar acceso a apps). Orientado a arquitectura Microsoft."/>
+                    <pic:cNvPr id="791679161" name="Gráfico 5" descr="Un diagrama jerárquico que muestra cómo la 'Política de seguridad organizacional' (nivel estratégico) en la parte superior se ramifica hacia abajo en tres categorías de controles técnicos: 'Etiquetas de confidencialidad' (público, general, confidencial y secreto), 'Políticas de DLP' (bloquear compartición externa, monitorear transferencias y auditar accesos) y 'Controles de acceso condicional' (exigir MFA, restringir dispositivos no gestionados y limitar acceso a apps). Orientado a arquitectura Microsoft."/>
                     <pic:cNvPicPr/>
                   </pic:nvPicPr>
                   <pic:blipFill>
-                    <a:blip r:embed="rId16">
+                    <a:blip r:embed="rId18">
                       <a:extLst>
-                        <a:ext uri="{28A0092B-C50C-407E-A947-70E740481C1C}">
-                          <a14:useLocalDpi xmlns:a14="http://schemas.microsoft.com/office/drawing/2010/main" val="0"/>
+                        <a:ext uri="{96DAC541-7B7A-43D3-8B79-37D633B846F1}">
+                          <asvg:svgBlip xmlns:asvg="http://schemas.microsoft.com/office/drawing/2016/SVG/main" r:embed="rId19"/>
                         </a:ext>
                       </a:extLst>
                     </a:blip>
@@ -4757,7 +5263,7 @@
                   <pic:spPr>
                     <a:xfrm>
                       <a:off x="0" y="0"/>
-                      <a:ext cx="4206005" cy="4346465"/>
+                      <a:ext cx="4759047" cy="4817747"/>
                     </a:xfrm>
                     <a:prstGeom prst="rect">
                       <a:avLst/>
@@ -4797,21 +5303,7 @@
         <w:rPr>
           <w:lang w:val="es-419" w:eastAsia="es-CO"/>
         </w:rPr>
-        <w:t xml:space="preserve">La protección contra amenazas en Microsoft 365 se basa en una arquitectura de defensa en profundidad, que combina múltiples capas de seguridad para detectar, prevenir y responder a incidentes. El administrador debe dominar la configuración de herramientas como Microsoft Defender </w:t>
-      </w:r>
-      <w:proofErr w:type="spellStart"/>
-      <w:r>
-        <w:rPr>
-          <w:lang w:val="es-419" w:eastAsia="es-CO"/>
-        </w:rPr>
-        <w:t>for</w:t>
-      </w:r>
-      <w:proofErr w:type="spellEnd"/>
-      <w:r>
-        <w:rPr>
-          <w:lang w:val="es-419" w:eastAsia="es-CO"/>
-        </w:rPr>
-        <w:t xml:space="preserve"> Office 365, que protege contra el </w:t>
+        <w:t xml:space="preserve">La protección contra amenazas en Microsoft 365 se basa en una arquitectura de defensa en profundidad, que combina múltiples capas de seguridad para detectar, prevenir y responder a incidentes. El administrador debe dominar la configuración de herramientas como Microsoft Defender for Office 365, que protege contra el </w:t>
       </w:r>
       <w:r>
         <w:rPr>
@@ -4826,7 +5318,6 @@
         </w:rPr>
         <w:t xml:space="preserve">, el </w:t>
       </w:r>
-      <w:proofErr w:type="gramStart"/>
       <w:r>
         <w:rPr>
           <w:rStyle w:val="Extranjerismo"/>
@@ -4834,14 +5325,12 @@
         </w:rPr>
         <w:t>malware</w:t>
       </w:r>
-      <w:proofErr w:type="gramEnd"/>
       <w:r>
         <w:rPr>
           <w:lang w:val="es-419" w:eastAsia="es-CO"/>
         </w:rPr>
         <w:t xml:space="preserve"> y los ataques de suplantación de identidad (</w:t>
       </w:r>
-      <w:proofErr w:type="spellStart"/>
       <w:r>
         <w:rPr>
           <w:rStyle w:val="Extranjerismo"/>
@@ -4849,7 +5338,6 @@
         </w:rPr>
         <w:t>spoofing</w:t>
       </w:r>
-      <w:proofErr w:type="spellEnd"/>
       <w:r>
         <w:rPr>
           <w:lang w:val="es-419" w:eastAsia="es-CO"/>
@@ -4869,7 +5357,6 @@
         </w:rPr>
         <w:t>Una de las configuraciones más críticas es la protección contra enlaces seguros y archivos adjuntos seguros. Cuando un usuario recibe un correo con un enlace sospechoso, Microsoft Defender analiza el destino en tiempo real; si es malicioso, bloquea el acceso. De manera similar, los archivos adjuntos se ejecutan en un entorno aislado (</w:t>
       </w:r>
-      <w:proofErr w:type="spellStart"/>
       <w:r>
         <w:rPr>
           <w:rStyle w:val="Extranjerismo"/>
@@ -4877,7 +5364,6 @@
         </w:rPr>
         <w:t>sandbox</w:t>
       </w:r>
-      <w:proofErr w:type="spellEnd"/>
       <w:r>
         <w:rPr>
           <w:lang w:val="es-419" w:eastAsia="es-CO"/>
@@ -4895,35 +5381,7 @@
         <w:rPr>
           <w:lang w:val="es-419" w:eastAsia="es-CO"/>
         </w:rPr>
-        <w:t>Además, la configuración de políticas de acceso condicional (</w:t>
-      </w:r>
-      <w:proofErr w:type="spellStart"/>
-      <w:r>
-        <w:rPr>
-          <w:lang w:val="es-419" w:eastAsia="es-CO"/>
-        </w:rPr>
-        <w:t>Conditional</w:t>
-      </w:r>
-      <w:proofErr w:type="spellEnd"/>
-      <w:r>
-        <w:rPr>
-          <w:lang w:val="es-419" w:eastAsia="es-CO"/>
-        </w:rPr>
-        <w:t xml:space="preserve"> Access) en Microsoft Entra ID permite establecer reglas granulares sobre quién, desde dónde y en qué condiciones puede acceder a los recursos. Por ejemplo, una política puede exigir autenticación </w:t>
-      </w:r>
-      <w:proofErr w:type="spellStart"/>
-      <w:r>
-        <w:rPr>
-          <w:lang w:val="es-419" w:eastAsia="es-CO"/>
-        </w:rPr>
-        <w:t>multifactor</w:t>
-      </w:r>
-      <w:proofErr w:type="spellEnd"/>
-      <w:r>
-        <w:rPr>
-          <w:lang w:val="es-419" w:eastAsia="es-CO"/>
-        </w:rPr>
-        <w:t xml:space="preserve"> (MFA) solo si el usuario intenta iniciar sesión desde una ubicación fuera del país de origen de la institución, o bloquear el acceso a aplicaciones sensibles si el dispositivo del usuario no cumple con los requisitos de seguridad establecidos. Estas configuraciones son esenciales, ya que demuestran la capacidad del administrador para gestionar los niveles de acceso de forma inteligente y adaptativa.</w:t>
+        <w:t>Además, la configuración de políticas de acceso condicional (Conditional Access) en Microsoft Entra ID permite establecer reglas granulares sobre quién, desde dónde y en qué condiciones puede acceder a los recursos. Por ejemplo, una política puede exigir autenticación multifactor (MFA) solo si el usuario intenta iniciar sesión desde una ubicación fuera del país de origen de la institución, o bloquear el acceso a aplicaciones sensibles si el dispositivo del usuario no cumple con los requisitos de seguridad establecidos. Estas configuraciones son esenciales, ya que demuestran la capacidad del administrador para gestionar los niveles de acceso de forma inteligente y adaptativa.</w:t>
       </w:r>
     </w:p>
     <w:p>
@@ -4968,66 +5426,39 @@
         </w:rPr>
         <w:t>El administrador debe aprovechar las herramientas de Microsoft 365 para educar y concientizar. Por ejemplo, las campañas de simulación de ataques (</w:t>
       </w:r>
-      <w:proofErr w:type="spellStart"/>
       <w:r>
         <w:rPr>
           <w:rStyle w:val="Extranjerismo"/>
           <w:lang w:val="es-419" w:eastAsia="es-CO"/>
         </w:rPr>
-        <w:t>Attack</w:t>
-      </w:r>
-      <w:proofErr w:type="spellEnd"/>
+        <w:t>Attack Simulation Training</w:t>
+      </w:r>
+      <w:r>
+        <w:rPr>
+          <w:lang w:val="es-419" w:eastAsia="es-CO"/>
+        </w:rPr>
+        <w:t xml:space="preserve">) permiten enviar correos de </w:t>
+      </w:r>
       <w:r>
         <w:rPr>
           <w:rStyle w:val="Extranjerismo"/>
           <w:lang w:val="es-419" w:eastAsia="es-CO"/>
         </w:rPr>
-        <w:t xml:space="preserve"> </w:t>
-      </w:r>
-      <w:proofErr w:type="spellStart"/>
+        <w:t>phishing</w:t>
+      </w:r>
+      <w:r>
+        <w:rPr>
+          <w:lang w:val="es-419" w:eastAsia="es-CO"/>
+        </w:rPr>
+        <w:t xml:space="preserve"> simulados a los usuarios. Si un aprendiz o instructor cae en la trampa, el sistema no lo penaliza, sino que le ofrece capacitación inmediata (</w:t>
+      </w:r>
       <w:r>
         <w:rPr>
           <w:rStyle w:val="Extranjerismo"/>
           <w:lang w:val="es-419" w:eastAsia="es-CO"/>
         </w:rPr>
-        <w:t>Simulation</w:t>
-      </w:r>
-      <w:proofErr w:type="spellEnd"/>
-      <w:r>
-        <w:rPr>
-          <w:rStyle w:val="Extranjerismo"/>
-          <w:lang w:val="es-419" w:eastAsia="es-CO"/>
-        </w:rPr>
-        <w:t xml:space="preserve"> Training</w:t>
-      </w:r>
-      <w:r>
-        <w:rPr>
-          <w:lang w:val="es-419" w:eastAsia="es-CO"/>
-        </w:rPr>
-        <w:t xml:space="preserve">) permiten enviar correos de </w:t>
-      </w:r>
-      <w:r>
-        <w:rPr>
-          <w:rStyle w:val="Extranjerismo"/>
-          <w:lang w:val="es-419" w:eastAsia="es-CO"/>
-        </w:rPr>
-        <w:t>phishing</w:t>
-      </w:r>
-      <w:r>
-        <w:rPr>
-          <w:lang w:val="es-419" w:eastAsia="es-CO"/>
-        </w:rPr>
-        <w:t xml:space="preserve"> simulados a los usuarios. Si un aprendiz o instructor cae en la trampa, el sistema no lo penaliza, sino que le ofrece capacitación inmediata (</w:t>
-      </w:r>
-      <w:proofErr w:type="spellStart"/>
-      <w:r>
-        <w:rPr>
-          <w:rStyle w:val="Extranjerismo"/>
-          <w:lang w:val="es-419" w:eastAsia="es-CO"/>
-        </w:rPr>
         <w:t>micro-learning</w:t>
       </w:r>
-      <w:proofErr w:type="spellEnd"/>
       <w:r>
         <w:rPr>
           <w:lang w:val="es-419" w:eastAsia="es-CO"/>
@@ -5045,21 +5476,7 @@
         <w:rPr>
           <w:lang w:val="es-419" w:eastAsia="es-CO"/>
         </w:rPr>
-        <w:t xml:space="preserve">El uso responsable también implica la gestión de los recursos de la organización. El administrador debe establecer políticas claras sobre el uso aceptable de OneDrive, Microsoft </w:t>
-      </w:r>
-      <w:proofErr w:type="spellStart"/>
-      <w:r>
-        <w:rPr>
-          <w:lang w:val="es-419" w:eastAsia="es-CO"/>
-        </w:rPr>
-        <w:t>Teams</w:t>
-      </w:r>
-      <w:proofErr w:type="spellEnd"/>
-      <w:r>
-        <w:rPr>
-          <w:lang w:val="es-419" w:eastAsia="es-CO"/>
-        </w:rPr>
-        <w:t xml:space="preserve"> y el correo electrónico, comunicándolas de manera efectiva a la comunidad. Al fomentar un comportamiento ético y seguro en línea, el administrador contribuye a la formación de ciudadanos digitales responsables, preparados para desenvolverse en las organizaciones 4.0.</w:t>
+        <w:t>El uso responsable también implica la gestión de los recursos de la organización. El administrador debe establecer políticas claras sobre el uso aceptable de OneDrive, Microsoft Teams y el correo electrónico, comunicándolas de manera efectiva a la comunidad. Al fomentar un comportamiento ético y seguro en línea, el administrador contribuye a la formación de ciudadanos digitales responsables, preparados para desenvolverse en las organizaciones 4.0.</w:t>
       </w:r>
     </w:p>
     <w:p>
@@ -5140,21 +5557,7 @@
         <w:rPr>
           <w:lang w:val="es-419" w:eastAsia="es-CO"/>
         </w:rPr>
-        <w:t xml:space="preserve">Por otro lado, SharePoint es la plataforma de colaboración y gestión documental a nivel de equipo y organización. Es el motor que impulsa el almacenamiento detrás de Microsoft </w:t>
-      </w:r>
-      <w:proofErr w:type="spellStart"/>
-      <w:r>
-        <w:rPr>
-          <w:lang w:val="es-419" w:eastAsia="es-CO"/>
-        </w:rPr>
-        <w:t>Teams</w:t>
-      </w:r>
-      <w:proofErr w:type="spellEnd"/>
-      <w:r>
-        <w:rPr>
-          <w:lang w:val="es-419" w:eastAsia="es-CO"/>
-        </w:rPr>
-        <w:t xml:space="preserve"> y los sitios de intranet institucionales. Los archivos en SharePoint están diseñados para ser compartidos y trabajados en conjunto desde el primer momento, sujetos a los permisos del sitio o equipo correspondiente.</w:t>
+        <w:t>Por otro lado, SharePoint es la plataforma de colaboración y gestión documental a nivel de equipo y organización. Es el motor que impulsa el almacenamiento detrás de Microsoft Teams y los sitios de intranet institucionales. Los archivos en SharePoint están diseñados para ser compartidos y trabajados en conjunto desde el primer momento, sujetos a los permisos del sitio o equipo correspondiente.</w:t>
       </w:r>
     </w:p>
     <w:p>
@@ -5205,7 +5608,6 @@
         </w:rPr>
         <w:t>La disponibilidad de la información debe estar siempre balanceada con el acceso seguro. Microsoft 365 permite una configuración granular de cómo se comparte la información tanto dentro como fuera de la organización. El administrador debe configurar las políticas de uso compartido externo a nivel de inquilino (</w:t>
       </w:r>
-      <w:proofErr w:type="spellStart"/>
       <w:r>
         <w:rPr>
           <w:rStyle w:val="Extranjerismo"/>
@@ -5213,7 +5615,6 @@
         </w:rPr>
         <w:t>tenant</w:t>
       </w:r>
-      <w:proofErr w:type="spellEnd"/>
       <w:r>
         <w:rPr>
           <w:lang w:val="es-419" w:eastAsia="es-CO"/>
@@ -5231,21 +5632,7 @@
         <w:rPr>
           <w:lang w:val="es-419" w:eastAsia="es-CO"/>
         </w:rPr>
-        <w:t xml:space="preserve">Por ejemplo, para un sitio de SharePoint que contiene material de apoyo general del SENA, se puede permitir el uso compartido externo con cualquier persona que tenga el enlace (acceso anónimo). Sin embargo, para un equipo de </w:t>
-      </w:r>
-      <w:proofErr w:type="spellStart"/>
-      <w:r>
-        <w:rPr>
-          <w:lang w:val="es-419" w:eastAsia="es-CO"/>
-        </w:rPr>
-        <w:t>Teams</w:t>
-      </w:r>
-      <w:proofErr w:type="spellEnd"/>
-      <w:r>
-        <w:rPr>
-          <w:lang w:val="es-419" w:eastAsia="es-CO"/>
-        </w:rPr>
-        <w:t xml:space="preserve"> del área financiera que maneja presupuestos de la regional, la política debe restringir estrictamente el uso compartido solo a miembros específicos de la organización.</w:t>
+        <w:t>Por ejemplo, para un sitio de SharePoint que contiene material de apoyo general del SENA, se puede permitir el uso compartido externo con cualquier persona que tenga el enlace (acceso anónimo). Sin embargo, para un equipo de Teams del área financiera que maneja presupuestos de la regional, la política debe restringir estrictamente el uso compartido solo a miembros específicos de la organización.</w:t>
       </w:r>
     </w:p>
     <w:p>
@@ -5343,7 +5730,25 @@
         <w:rPr>
           <w:lang w:val="es-419" w:eastAsia="es-CO"/>
         </w:rPr>
-        <w:t>Se invita al aprendiz a explorar el siguiente recurso de audio, que permite comprender el papel que cumple la identidad digital en la seguridad y el uso responsable de las tecnologías de la información.</w:t>
+        <w:t xml:space="preserve">Se invita al aprendiz a </w:t>
+      </w:r>
+      <w:r>
+        <w:rPr>
+          <w:lang w:val="es-419" w:eastAsia="es-CO"/>
+        </w:rPr>
+        <w:t xml:space="preserve">consultar la </w:t>
+      </w:r>
+      <w:r>
+        <w:rPr>
+          <w:lang w:val="es-419" w:eastAsia="es-CO"/>
+        </w:rPr>
+        <w:t>transcripción del pódcast</w:t>
+      </w:r>
+      <w:r>
+        <w:rPr>
+          <w:lang w:val="es-419" w:eastAsia="es-CO"/>
+        </w:rPr>
+        <w:t>, que permite comprender el papel que cumple la identidad digital en la seguridad y el uso responsable de las tecnologías de la información.</w:t>
       </w:r>
     </w:p>
     <w:tbl>
@@ -5404,7 +5809,19 @@
               <w:rPr>
                 <w:lang w:val="es-419" w:eastAsia="es-CO"/>
               </w:rPr>
-              <w:t>Voz de Mujer: "La identidad digital como base de la seguridad. Hoy, una misma persona puede entrar a diferentes plataformas digitales desde distintos dispositivos durante el día, y pasar de una aplicación a otra con la misma facilidad con la que cambia de conversación en su WhatsApp."</w:t>
+              <w:t xml:space="preserve">Mujer: </w:t>
+            </w:r>
+            <w:r>
+              <w:rPr>
+                <w:lang w:val="es-419" w:eastAsia="es-CO"/>
+              </w:rPr>
+              <w:t>l</w:t>
+            </w:r>
+            <w:r>
+              <w:rPr>
+                <w:lang w:val="es-419" w:eastAsia="es-CO"/>
+              </w:rPr>
+              <w:t>a identidad digital como base de la seguridad. Hoy, una misma persona puede entrar a diferentes plataformas digitales desde distintos dispositivos durante el día, y pasar de una aplicación a otra con la misma facilidad con la que cambia de conversación en su WhatsApp.</w:t>
             </w:r>
           </w:p>
           <w:p>
@@ -5417,7 +5834,19 @@
               <w:rPr>
                 <w:lang w:val="es-419" w:eastAsia="es-CO"/>
               </w:rPr>
-              <w:t>Voz de Hombre: "El correo institucional, las clases virtuales, los documentos compartidos o las plataformas de trabajo ya hacen parte de la rutina diaria de millones de personas."</w:t>
+              <w:t xml:space="preserve">Hombre: </w:t>
+            </w:r>
+            <w:r>
+              <w:rPr>
+                <w:lang w:val="es-419" w:eastAsia="es-CO"/>
+              </w:rPr>
+              <w:t>e</w:t>
+            </w:r>
+            <w:r>
+              <w:rPr>
+                <w:lang w:val="es-419" w:eastAsia="es-CO"/>
+              </w:rPr>
+              <w:t>l correo institucional, las clases virtuales, los documentos compartidos o las plataformas de trabajo ya hacen parte de la rutina diaria de millones de personas.</w:t>
             </w:r>
           </w:p>
           <w:p>
@@ -5430,7 +5859,19 @@
               <w:rPr>
                 <w:lang w:val="es-419" w:eastAsia="es-CO"/>
               </w:rPr>
-              <w:t>Voz de Mujer: "Y aunque todo parece funcionar de manera automática, cada acceso tiene una identidad digital que resulta clave para la seguridad y el uso responsable de la tecnología."</w:t>
+              <w:t xml:space="preserve">Mujer: </w:t>
+            </w:r>
+            <w:r>
+              <w:rPr>
+                <w:lang w:val="es-419" w:eastAsia="es-CO"/>
+              </w:rPr>
+              <w:t>y</w:t>
+            </w:r>
+            <w:r>
+              <w:rPr>
+                <w:lang w:val="es-419" w:eastAsia="es-CO"/>
+              </w:rPr>
+              <w:t xml:space="preserve"> aunque todo parece funcionar de manera automática, cada acceso tiene una identidad digital que resulta clave para la seguridad y el uso responsable de la tecnología.</w:t>
             </w:r>
           </w:p>
           <w:p>
@@ -5443,7 +5884,19 @@
               <w:rPr>
                 <w:lang w:val="es-419" w:eastAsia="es-CO"/>
               </w:rPr>
-              <w:t>Voz de Hombre: "Porque detrás de cada usuario, contraseña o permiso de acceso, existen mecanismos que ayudan a identificar quién tiene permiso para entrar, qué información puede consultar y qué acciones puede realizar dentro de un sistema."</w:t>
+              <w:t xml:space="preserve">Hombre: </w:t>
+            </w:r>
+            <w:r>
+              <w:rPr>
+                <w:lang w:val="es-419" w:eastAsia="es-CO"/>
+              </w:rPr>
+              <w:t>p</w:t>
+            </w:r>
+            <w:r>
+              <w:rPr>
+                <w:lang w:val="es-419" w:eastAsia="es-CO"/>
+              </w:rPr>
+              <w:t>orque detrás de cada usuario, contraseña o permiso de acceso, existen mecanismos que ayudan a identificar quién tiene permiso para entrar, qué información puede consultar y qué acciones puede realizar dentro de un sistema.</w:t>
             </w:r>
           </w:p>
           <w:p>
@@ -5456,7 +5909,19 @@
               <w:rPr>
                 <w:lang w:val="es-419" w:eastAsia="es-CO"/>
               </w:rPr>
-              <w:t>Voz de Mujer: "Muchas veces, las personas solamente le ponen atención a esto cuando les aparece un chicharrón, una cuenta bloqueada, un acceso que dejó de funcionar o información que terminó llegando a quien no debía."</w:t>
+              <w:t xml:space="preserve">Mujer: </w:t>
+            </w:r>
+            <w:r>
+              <w:rPr>
+                <w:lang w:val="es-419" w:eastAsia="es-CO"/>
+              </w:rPr>
+              <w:t>m</w:t>
+            </w:r>
+            <w:r>
+              <w:rPr>
+                <w:lang w:val="es-419" w:eastAsia="es-CO"/>
+              </w:rPr>
+              <w:t>uchas veces, las personas solamente le ponen atención a esto cuando les aparece un chicharrón, una cuenta bloqueada, un acceso que dejó de funcionar o información que terminó llegando a quien no debía.</w:t>
             </w:r>
           </w:p>
           <w:p>
@@ -5469,7 +5934,19 @@
               <w:rPr>
                 <w:lang w:val="es-419" w:eastAsia="es-CO"/>
               </w:rPr>
-              <w:t>Voz de Hombre: "Por eso es importante proteger adecuadamente esa identidad digital y utilizar de manera responsable las herramientas tecnológicas."</w:t>
+              <w:t xml:space="preserve">Hombre: </w:t>
+            </w:r>
+            <w:r>
+              <w:rPr>
+                <w:lang w:val="es-419" w:eastAsia="es-CO"/>
+              </w:rPr>
+              <w:t>p</w:t>
+            </w:r>
+            <w:r>
+              <w:rPr>
+                <w:lang w:val="es-419" w:eastAsia="es-CO"/>
+              </w:rPr>
+              <w:t>or eso es importante proteger adecuadamente esa identidad digital y utilizar de manera responsable las herramientas tecnológicas.</w:t>
             </w:r>
           </w:p>
           <w:p>
@@ -5483,7 +5960,19 @@
                 <w:lang w:val="es-419" w:eastAsia="es-CO"/>
               </w:rPr>
               <w:lastRenderedPageBreak/>
-              <w:t>Voz de Mujer: "Porque no se trata solamente de ingresar a una plataforma, también implica proteger la información, cuidar los accesos y entender que cada acción dentro de un entorno digital puede generar consecuencias."</w:t>
+              <w:t xml:space="preserve">Mujer: </w:t>
+            </w:r>
+            <w:r>
+              <w:rPr>
+                <w:lang w:val="es-419" w:eastAsia="es-CO"/>
+              </w:rPr>
+              <w:t>p</w:t>
+            </w:r>
+            <w:r>
+              <w:rPr>
+                <w:lang w:val="es-419" w:eastAsia="es-CO"/>
+              </w:rPr>
+              <w:t>orque no se trata solamente de ingresar a una plataforma, también implica proteger la información, cuidar los accesos y entender que cada acción dentro de un entorno digital puede generar consecuencias.</w:t>
             </w:r>
           </w:p>
           <w:p>
@@ -5496,21 +5985,19 @@
               <w:rPr>
                 <w:lang w:val="es-419" w:eastAsia="es-CO"/>
               </w:rPr>
-              <w:t xml:space="preserve">Voz de Hombre: "Compartir las contraseñas, o dejar las sesiones abiertas, son casos muy comunes y pueden terminar afectando la seguridad de la información si algún </w:t>
-            </w:r>
-            <w:proofErr w:type="spellStart"/>
+              <w:t xml:space="preserve">Hombre: </w:t>
+            </w:r>
             <w:r>
               <w:rPr>
                 <w:lang w:val="es-419" w:eastAsia="es-CO"/>
               </w:rPr>
-              <w:t>vivato</w:t>
-            </w:r>
-            <w:proofErr w:type="spellEnd"/>
+              <w:t>c</w:t>
+            </w:r>
             <w:r>
               <w:rPr>
                 <w:lang w:val="es-419" w:eastAsia="es-CO"/>
               </w:rPr>
-              <w:t xml:space="preserve"> se aprovecha de la situación."</w:t>
+              <w:t>ompartir las contraseñas, o dejar las sesiones abiertas, son casos muy comunes y pueden terminar afectando la seguridad de la información si algún vivato se aprovecha de la situación.</w:t>
             </w:r>
           </w:p>
           <w:p>
@@ -5523,7 +6010,19 @@
               <w:rPr>
                 <w:lang w:val="es-419" w:eastAsia="es-CO"/>
               </w:rPr>
-              <w:t>Voz de Mujer: "Por eso resulta tan importante entender que cada cuenta, cada acceso y cada contraseña hacen parte de la responsabilidad con la que usamos la tecnología todos los días."</w:t>
+              <w:t xml:space="preserve">Mujer: </w:t>
+            </w:r>
+            <w:r>
+              <w:rPr>
+                <w:lang w:val="es-419" w:eastAsia="es-CO"/>
+              </w:rPr>
+              <w:t>p</w:t>
+            </w:r>
+            <w:r>
+              <w:rPr>
+                <w:lang w:val="es-419" w:eastAsia="es-CO"/>
+              </w:rPr>
+              <w:t>or eso resulta tan importante entender que cada cuenta, cada acceso y cada contraseña hacen parte de la responsabilidad con la que usamos la tecnología todos los días.</w:t>
             </w:r>
           </w:p>
           <w:p>
@@ -5536,7 +6035,19 @@
               <w:rPr>
                 <w:lang w:val="es-419" w:eastAsia="es-CO"/>
               </w:rPr>
-              <w:t xml:space="preserve">Voz de Hombre: "Porque al final, la mayoría de los problemas de seguridad digital no vienen de </w:t>
+              <w:t xml:space="preserve">Hombre: </w:t>
+            </w:r>
+            <w:r>
+              <w:rPr>
+                <w:lang w:val="es-419" w:eastAsia="es-CO"/>
+              </w:rPr>
+              <w:t>p</w:t>
+            </w:r>
+            <w:r>
+              <w:rPr>
+                <w:lang w:val="es-419" w:eastAsia="es-CO"/>
+              </w:rPr>
+              <w:t xml:space="preserve">orque al final, la mayoría de los problemas de seguridad digital no vienen de </w:t>
             </w:r>
             <w:r>
               <w:rPr>
@@ -5549,7 +6060,7 @@
               <w:rPr>
                 <w:lang w:val="es-419" w:eastAsia="es-CO"/>
               </w:rPr>
-              <w:t xml:space="preserve"> como los de las películas, sino de cosas mucho más simples, como una contraseña compartida o una sesión que alguien olvidó cerrar."</w:t>
+              <w:t xml:space="preserve"> como los de las películas, sino de cosas mucho más simples, como una contraseña compartida o una sesión que alguien olvidó cerrar.</w:t>
             </w:r>
           </w:p>
           <w:p>
@@ -5562,7 +6073,19 @@
               <w:rPr>
                 <w:lang w:val="es-419" w:eastAsia="es-CO"/>
               </w:rPr>
-              <w:t>Voz de Mujer: "Gracias por su compañía. Nos escuchamos en el próximo programa."</w:t>
+              <w:t xml:space="preserve">Mujer: </w:t>
+            </w:r>
+            <w:r>
+              <w:rPr>
+                <w:lang w:val="es-419" w:eastAsia="es-CO"/>
+              </w:rPr>
+              <w:t>g</w:t>
+            </w:r>
+            <w:r>
+              <w:rPr>
+                <w:lang w:val="es-419" w:eastAsia="es-CO"/>
+              </w:rPr>
+              <w:t>racias por su compañía. Nos escuchamos en el próximo programa.</w:t>
             </w:r>
           </w:p>
         </w:tc>
@@ -5717,10 +6240,10 @@
                     <pic:cNvPicPr/>
                   </pic:nvPicPr>
                   <pic:blipFill>
-                    <a:blip r:embed="rId17">
+                    <a:blip r:embed="rId20">
                       <a:extLst>
                         <a:ext uri="{96DAC541-7B7A-43D3-8B79-37D633B846F1}">
-                          <asvg:svgBlip xmlns:asvg="http://schemas.microsoft.com/office/drawing/2016/SVG/main" r:embed="rId18"/>
+                          <asvg:svgBlip xmlns:asvg="http://schemas.microsoft.com/office/drawing/2016/SVG/main" r:embed="rId21"/>
                         </a:ext>
                       </a:extLst>
                     </a:blip>
@@ -5790,73 +6313,45 @@
         <w:rPr>
           <w:b/>
         </w:rPr>
-        <w:t xml:space="preserve">Autenticación </w:t>
-      </w:r>
-      <w:proofErr w:type="spellStart"/>
+        <w:t xml:space="preserve">Autenticación multifactor (MFA): </w:t>
+      </w:r>
+      <w:r>
+        <w:rPr>
+          <w:bCs/>
+        </w:rPr>
+        <w:t>método de seguridad que requiere al usuario proporcionar dos o más formas de evidencia (contraseña, dispositivo móvil, biometría) antes de conceder acceso.</w:t>
+      </w:r>
+    </w:p>
+    <w:p>
+      <w:pPr>
+        <w:rPr>
+          <w:bCs/>
+        </w:rPr>
+      </w:pPr>
       <w:r>
         <w:rPr>
           <w:b/>
         </w:rPr>
-        <w:t>multifactor</w:t>
-      </w:r>
-      <w:proofErr w:type="spellEnd"/>
+        <w:t xml:space="preserve">Buzón compartido: </w:t>
+      </w:r>
+      <w:r>
+        <w:rPr>
+          <w:bCs/>
+        </w:rPr>
+        <w:t>cuenta de correo electrónico de Microsoft 365 a la que pueden acceder varios usuarios simultáneamente; no requiere una licencia de usuario de pago.</w:t>
+      </w:r>
+    </w:p>
+    <w:p>
+      <w:pPr>
+        <w:rPr>
+          <w:bCs/>
+        </w:rPr>
+      </w:pPr>
       <w:r>
         <w:rPr>
           <w:b/>
         </w:rPr>
-        <w:t xml:space="preserve"> (MFA): </w:t>
-      </w:r>
-      <w:r>
-        <w:rPr>
-          <w:bCs/>
-        </w:rPr>
-        <w:t>método de seguridad que requiere al usuario proporcionar dos o más formas de evidencia (contraseña, dispositivo móvil, biometría) antes de conceder acceso.</w:t>
-      </w:r>
-    </w:p>
-    <w:p>
-      <w:pPr>
-        <w:rPr>
-          <w:bCs/>
-        </w:rPr>
-      </w:pPr>
-      <w:r>
-        <w:rPr>
-          <w:b/>
-        </w:rPr>
-        <w:t xml:space="preserve">Buzón compartido: </w:t>
-      </w:r>
-      <w:r>
-        <w:rPr>
-          <w:bCs/>
-        </w:rPr>
-        <w:t>cuenta de correo electrónico de Microsoft 365 a la que pueden acceder varios usuarios simultáneamente; no requiere una licencia de usuario de pago.</w:t>
-      </w:r>
-    </w:p>
-    <w:p>
-      <w:pPr>
-        <w:rPr>
-          <w:bCs/>
-        </w:rPr>
-      </w:pPr>
-      <w:r>
-        <w:rPr>
-          <w:b/>
-        </w:rPr>
-        <w:t xml:space="preserve">Centro de Cumplimiento (Microsoft </w:t>
-      </w:r>
-      <w:proofErr w:type="spellStart"/>
-      <w:r>
-        <w:rPr>
-          <w:b/>
-        </w:rPr>
-        <w:t>Purview</w:t>
-      </w:r>
-      <w:proofErr w:type="spellEnd"/>
-      <w:r>
-        <w:rPr>
-          <w:b/>
-        </w:rPr>
-        <w:t xml:space="preserve">): </w:t>
+        <w:t xml:space="preserve">Centro de Cumplimiento (Microsoft Purview): </w:t>
       </w:r>
       <w:r>
         <w:rPr>
@@ -6233,15 +6728,7 @@
     </w:p>
     <w:p>
       <w:r>
-        <w:t xml:space="preserve">Caballero, A., &amp; Domínguez, R. (2022). Gestión de la seguridad y privacidad en entornos </w:t>
-      </w:r>
-      <w:proofErr w:type="spellStart"/>
-      <w:r>
-        <w:t>cloud</w:t>
-      </w:r>
-      <w:proofErr w:type="spellEnd"/>
-      <w:r>
-        <w:t xml:space="preserve"> y Microsoft 365. Editorial Ra-Ma.</w:t>
+        <w:t>Caballero, A., &amp; Domínguez, R. (2022). Gestión de la seguridad y privacidad en entornos cloud y Microsoft 365. Editorial Ra-Ma.</w:t>
       </w:r>
     </w:p>
     <w:p>
@@ -6490,7 +6977,7 @@
               <w:rPr>
                 <w:lang w:val="es-CO"/>
               </w:rPr>
-              <w:t>Responsable Ecosistema de Recursos Educativos Digitales (RED)</w:t>
+              <w:t>Responsable Ecosistema de Recursos Educativos Digitales</w:t>
             </w:r>
           </w:p>
         </w:tc>
@@ -6742,16 +7229,11 @@
               </w:rPr>
             </w:pPr>
             <w:r>
-              <w:t xml:space="preserve">Yazmin </w:t>
-            </w:r>
-            <w:proofErr w:type="spellStart"/>
-            <w:r>
-              <w:t>Roci</w:t>
+              <w:t>Yazmin Roci</w:t>
             </w:r>
             <w:r>
               <w:t>o</w:t>
             </w:r>
-            <w:proofErr w:type="spellEnd"/>
             <w:r>
               <w:t xml:space="preserve"> Figueroa Pacheco</w:t>
             </w:r>
@@ -7002,8 +7484,8 @@
       </w:pPr>
     </w:p>
     <w:sectPr>
-      <w:headerReference w:type="default" r:id="rId19"/>
-      <w:footerReference w:type="default" r:id="rId20"/>
+      <w:headerReference w:type="default" r:id="rId22"/>
+      <w:footerReference w:type="default" r:id="rId23"/>
       <w:pgSz w:w="12240" w:h="15840"/>
       <w:pgMar w:top="1701" w:right="1134" w:bottom="1134" w:left="1134" w:header="709" w:footer="737" w:gutter="0"/>
       <w:pgNumType w:start="1"/>
@@ -13302,14 +13784,7 @@
 </file>
 
 <file path=customXml/item2.xml><?xml version="1.0" encoding="utf-8"?>
-<p:properties xmlns:p="http://schemas.microsoft.com/office/2006/metadata/properties" xmlns:xsi="http://www.w3.org/2001/XMLSchema-instance" xmlns:pc="http://schemas.microsoft.com/office/infopath/2007/PartnerControls">
-  <documentManagement>
-    <TaxCatchAll xmlns="13c90a0b-73bc-4dc0-be5f-28d77b615beb" xsi:nil="true"/>
-    <lcf76f155ced4ddcb4097134ff3c332f xmlns="13c93bba-48ce-428c-bfe5-88b42c19b028">
-      <Terms xmlns="http://schemas.microsoft.com/office/infopath/2007/PartnerControls"/>
-    </lcf76f155ced4ddcb4097134ff3c332f>
-  </documentManagement>
-</p:properties>
+<b:Sources xmlns:b="http://schemas.openxmlformats.org/officeDocument/2006/bibliography" xmlns="http://schemas.openxmlformats.org/officeDocument/2006/bibliography" SelectedStyle="\APASixthEditionOfficeOnline.xsl" StyleName="APA" Version="6"/>
 </file>
 
 <file path=customXml/item3.xml><?xml version="1.0" encoding="utf-8"?>
@@ -13322,7 +13797,14 @@
 </file>
 
 <file path=customXml/item4.xml><?xml version="1.0" encoding="utf-8"?>
-<b:Sources xmlns:b="http://schemas.openxmlformats.org/officeDocument/2006/bibliography" xmlns="http://schemas.openxmlformats.org/officeDocument/2006/bibliography" SelectedStyle="\APASixthEditionOfficeOnline.xsl" StyleName="APA" Version="6"/>
+<p:properties xmlns:p="http://schemas.microsoft.com/office/2006/metadata/properties" xmlns:xsi="http://www.w3.org/2001/XMLSchema-instance" xmlns:pc="http://schemas.microsoft.com/office/infopath/2007/PartnerControls">
+  <documentManagement>
+    <TaxCatchAll xmlns="13c90a0b-73bc-4dc0-be5f-28d77b615beb" xsi:nil="true"/>
+    <lcf76f155ced4ddcb4097134ff3c332f xmlns="13c93bba-48ce-428c-bfe5-88b42c19b028">
+      <Terms xmlns="http://schemas.microsoft.com/office/infopath/2007/PartnerControls"/>
+    </lcf76f155ced4ddcb4097134ff3c332f>
+  </documentManagement>
+</p:properties>
 </file>
 
 <file path=customXml/itemProps1.xml><?xml version="1.0" encoding="utf-8"?>
@@ -13345,12 +13827,9 @@
 </file>
 
 <file path=customXml/itemProps2.xml><?xml version="1.0" encoding="utf-8"?>
-<ds:datastoreItem xmlns:ds="http://schemas.openxmlformats.org/officeDocument/2006/customXml" ds:itemID="{1279454D-02BE-4A9C-A117-DCD1573E2608}">
+<ds:datastoreItem xmlns:ds="http://schemas.openxmlformats.org/officeDocument/2006/customXml" ds:itemID="{B4D642A5-15BF-431D-A277-04904FEE8B4E}">
   <ds:schemaRefs>
-    <ds:schemaRef ds:uri="http://schemas.microsoft.com/office/2006/metadata/properties"/>
-    <ds:schemaRef ds:uri="http://schemas.microsoft.com/office/infopath/2007/PartnerControls"/>
-    <ds:schemaRef ds:uri="13c90a0b-73bc-4dc0-be5f-28d77b615beb"/>
-    <ds:schemaRef ds:uri="13c93bba-48ce-428c-bfe5-88b42c19b028"/>
+    <ds:schemaRef ds:uri="http://schemas.openxmlformats.org/officeDocument/2006/bibliography"/>
   </ds:schemaRefs>
 </ds:datastoreItem>
 </file>
@@ -13364,9 +13843,12 @@
 </file>
 
 <file path=customXml/itemProps4.xml><?xml version="1.0" encoding="utf-8"?>
-<ds:datastoreItem xmlns:ds="http://schemas.openxmlformats.org/officeDocument/2006/customXml" ds:itemID="{B4D642A5-15BF-431D-A277-04904FEE8B4E}">
+<ds:datastoreItem xmlns:ds="http://schemas.openxmlformats.org/officeDocument/2006/customXml" ds:itemID="{1279454D-02BE-4A9C-A117-DCD1573E2608}">
   <ds:schemaRefs>
-    <ds:schemaRef ds:uri="http://schemas.openxmlformats.org/officeDocument/2006/bibliography"/>
+    <ds:schemaRef ds:uri="http://schemas.microsoft.com/office/2006/metadata/properties"/>
+    <ds:schemaRef ds:uri="http://schemas.microsoft.com/office/infopath/2007/PartnerControls"/>
+    <ds:schemaRef ds:uri="13c90a0b-73bc-4dc0-be5f-28d77b615beb"/>
+    <ds:schemaRef ds:uri="13c93bba-48ce-428c-bfe5-88b42c19b028"/>
   </ds:schemaRefs>
 </ds:datastoreItem>
 </file>